--- a/2.requirement analysis/Data Flow Diagram.docx
+++ b/2.requirement analysis/Data Flow Diagram.docx
@@ -4,7 +4,7 @@
   <w:body>
     <w:p>
       <w:pPr>
-        <w:pStyle w:val="734"/>
+        <w:pStyle w:val="918"/>
         <w:pBdr/>
         <w:spacing/>
         <w:ind/>
@@ -42,7 +42,7 @@
     </w:p>
     <w:p>
       <w:pPr>
-        <w:pStyle w:val="739"/>
+        <w:pStyle w:val="923"/>
         <w:pBdr/>
         <w:spacing/>
         <w:ind/>
@@ -51,6 +51,12 @@
           <w:sz w:val="20"/>
         </w:rPr>
       </w:pPr>
+      <w:r>
+        <w:rPr>
+          <w:b/>
+          <w:sz w:val="20"/>
+        </w:rPr>
+      </w:r>
       <w:r>
         <w:rPr>
           <w:b/>
@@ -66,7 +72,7 @@
     </w:p>
     <w:p>
       <w:pPr>
-        <w:pStyle w:val="739"/>
+        <w:pStyle w:val="923"/>
         <w:pBdr/>
         <w:spacing w:after="1" w:before="138"/>
         <w:ind/>
@@ -75,6 +81,12 @@
           <w:sz w:val="20"/>
         </w:rPr>
       </w:pPr>
+      <w:r>
+        <w:rPr>
+          <w:b/>
+          <w:sz w:val="20"/>
+        </w:rPr>
+      </w:r>
       <w:r>
         <w:rPr>
           <w:b/>
@@ -122,7 +134,7 @@
           </w:tcPr>
           <w:p>
             <w:pPr>
-              <w:pStyle w:val="741"/>
+              <w:pStyle w:val="925"/>
               <w:pBdr/>
               <w:spacing w:before="77"/>
               <w:ind/>
@@ -145,6 +157,12 @@
                 <w:sz w:val="24"/>
               </w:rPr>
             </w:r>
+            <w:r>
+              <w:rPr>
+                <w:b/>
+                <w:sz w:val="24"/>
+              </w:rPr>
+            </w:r>
           </w:p>
         </w:tc>
         <w:tc>
@@ -154,10 +172,10 @@
           </w:tcPr>
           <w:p>
             <w:pPr>
-              <w:pStyle w:val="741"/>
+              <w:pStyle w:val="925"/>
               <w:pBdr/>
               <w:spacing w:before="77"/>
-              <w:ind w:left="114"/>
+              <w:ind w:left="0"/>
               <w:rPr>
                 <w:sz w:val="24"/>
               </w:rPr>
@@ -165,8 +183,15 @@
             <w:r>
               <w:rPr>
                 <w:sz w:val="24"/>
+                <w:lang w:val="en-IN"/>
               </w:rPr>
-              <w:t xml:space="preserve">15 March </w:t>
+              <w:t xml:space="preserve"> 03 July</w:t>
+            </w:r>
+            <w:r>
+              <w:rPr>
+                <w:sz w:val="24"/>
+              </w:rPr>
+              <w:t xml:space="preserve"> </w:t>
             </w:r>
             <w:r>
               <w:rPr>
@@ -174,6 +199,11 @@
                 <w:sz w:val="24"/>
               </w:rPr>
               <w:t xml:space="preserve">2026</w:t>
+            </w:r>
+            <w:r>
+              <w:rPr>
+                <w:sz w:val="24"/>
+              </w:rPr>
             </w:r>
             <w:r>
               <w:rPr>
@@ -194,7 +224,7 @@
           </w:tcPr>
           <w:p>
             <w:pPr>
-              <w:pStyle w:val="741"/>
+              <w:pStyle w:val="925"/>
               <w:pBdr/>
               <w:spacing w:before="80"/>
               <w:ind/>
@@ -233,6 +263,12 @@
                 <w:sz w:val="24"/>
               </w:rPr>
             </w:r>
+            <w:r>
+              <w:rPr>
+                <w:b/>
+                <w:sz w:val="24"/>
+              </w:rPr>
+            </w:r>
           </w:p>
         </w:tc>
         <w:tc>
@@ -242,7 +278,7 @@
           </w:tcPr>
           <w:p>
             <w:pPr>
-              <w:pStyle w:val="741"/>
+              <w:pStyle w:val="925"/>
               <w:pBdr/>
               <w:spacing w:before="80"/>
               <w:ind w:left="114"/>
@@ -256,6 +292,11 @@
                 <w:sz w:val="24"/>
               </w:rPr>
               <w:t xml:space="preserve">xxxxxx</w:t>
+            </w:r>
+            <w:r>
+              <w:rPr>
+                <w:sz w:val="24"/>
+              </w:rPr>
             </w:r>
             <w:r>
               <w:rPr>
@@ -276,7 +317,7 @@
           </w:tcPr>
           <w:p>
             <w:pPr>
-              <w:pStyle w:val="741"/>
+              <w:pStyle w:val="925"/>
               <w:pBdr/>
               <w:spacing w:before="82"/>
               <w:ind/>
@@ -314,6 +355,12 @@
                 <w:sz w:val="24"/>
               </w:rPr>
             </w:r>
+            <w:r>
+              <w:rPr>
+                <w:b/>
+                <w:sz w:val="24"/>
+              </w:rPr>
+            </w:r>
           </w:p>
         </w:tc>
         <w:tc>
@@ -323,7 +370,7 @@
           </w:tcPr>
           <w:p>
             <w:pPr>
-              <w:pStyle w:val="741"/>
+              <w:pStyle w:val="925"/>
               <w:pBdr/>
               <w:spacing w:before="82"/>
               <w:ind w:left="114"/>
@@ -333,22 +380,6 @@
             </w:pPr>
             <w:r>
               <w:t xml:space="preserve">OptiCrop: Smart Agricultural Production Optimization Engine</w:t>
-            </w:r>
-            <w:r>
-              <w:rPr>
-                <w:sz w:val="24"/>
-              </w:rPr>
-            </w:r>
-            <w:r>
-              <w:rPr>
-                <w:sz w:val="24"/>
-              </w:rPr>
-            </w:r>
-            <w:r>
-              <w:rPr>
-                <w:spacing w:val="-2"/>
-                <w:sz w:val="24"/>
-              </w:rPr>
             </w:r>
             <w:r>
               <w:rPr>
@@ -374,7 +405,7 @@
           </w:tcPr>
           <w:p>
             <w:pPr>
-              <w:pStyle w:val="741"/>
+              <w:pStyle w:val="925"/>
               <w:pBdr/>
               <w:spacing w:before="84"/>
               <w:ind/>
@@ -404,6 +435,12 @@
                 <w:sz w:val="24"/>
               </w:rPr>
             </w:r>
+            <w:r>
+              <w:rPr>
+                <w:b/>
+                <w:sz w:val="24"/>
+              </w:rPr>
+            </w:r>
           </w:p>
         </w:tc>
         <w:tc>
@@ -413,7 +450,7 @@
           </w:tcPr>
           <w:p>
             <w:pPr>
-              <w:pStyle w:val="741"/>
+              <w:pStyle w:val="925"/>
               <w:pBdr/>
               <w:spacing w:before="84"/>
               <w:ind w:left="114"/>
@@ -439,13 +476,18 @@
                 <w:sz w:val="24"/>
               </w:rPr>
             </w:r>
+            <w:r>
+              <w:rPr>
+                <w:sz w:val="24"/>
+              </w:rPr>
+            </w:r>
           </w:p>
         </w:tc>
       </w:tr>
     </w:tbl>
     <w:p>
       <w:pPr>
-        <w:pStyle w:val="739"/>
+        <w:pStyle w:val="923"/>
         <w:pBdr/>
         <w:spacing w:before="253"/>
         <w:ind/>
@@ -453,6 +495,11 @@
           <w:b/>
         </w:rPr>
       </w:pPr>
+      <w:r>
+        <w:rPr>
+          <w:b/>
+        </w:rPr>
+      </w:r>
       <w:r>
         <w:rPr>
           <w:b/>
@@ -466,7 +513,7 @@
     </w:p>
     <w:p>
       <w:pPr>
-        <w:pStyle w:val="735"/>
+        <w:pStyle w:val="919"/>
         <w:pBdr/>
         <w:spacing/>
         <w:ind/>
@@ -485,7 +532,7 @@
     </w:p>
     <w:p>
       <w:pPr>
-        <w:pStyle w:val="739"/>
+        <w:pStyle w:val="923"/>
         <w:pBdr/>
         <w:spacing w:before="242" w:line="276" w:lineRule="auto"/>
         <w:ind/>
@@ -633,7 +680,7 @@
     </w:p>
     <w:p>
       <w:pPr>
-        <w:pStyle w:val="735"/>
+        <w:pStyle w:val="919"/>
         <w:pBdr/>
         <w:spacing w:before="200"/>
         <w:ind/>
@@ -656,7 +703,7 @@
     </w:p>
     <w:p>
       <w:pPr>
-        <w:pStyle w:val="739"/>
+        <w:pStyle w:val="923"/>
         <w:pBdr/>
         <w:spacing w:before="7"/>
         <w:ind/>
@@ -665,6 +712,12 @@
           <w:sz w:val="10"/>
         </w:rPr>
       </w:pPr>
+      <w:r>
+        <w:rPr>
+          <w:b/>
+          <w:sz w:val="10"/>
+        </w:rPr>
+      </w:r>
       <w:r>
         <w:rPr>
           <w:b/>
@@ -714,7 +767,7 @@
           </w:tcPr>
           <w:p>
             <w:pPr>
-              <w:pStyle w:val="741"/>
+              <w:pStyle w:val="925"/>
               <w:pBdr/>
               <w:spacing w:before="89"/>
               <w:ind/>
@@ -737,6 +790,12 @@
                 <w:sz w:val="24"/>
               </w:rPr>
             </w:r>
+            <w:r>
+              <w:rPr>
+                <w:b/>
+                <w:sz w:val="24"/>
+              </w:rPr>
+            </w:r>
           </w:p>
         </w:tc>
         <w:tc>
@@ -747,7 +806,7 @@
           </w:tcPr>
           <w:p>
             <w:pPr>
-              <w:pStyle w:val="741"/>
+              <w:pStyle w:val="925"/>
               <w:pBdr/>
               <w:spacing w:before="89"/>
               <w:ind w:left="119"/>
@@ -770,6 +829,12 @@
                 <w:sz w:val="24"/>
               </w:rPr>
             </w:r>
+            <w:r>
+              <w:rPr>
+                <w:b/>
+                <w:sz w:val="24"/>
+              </w:rPr>
+            </w:r>
           </w:p>
         </w:tc>
         <w:tc>
@@ -780,7 +845,7 @@
           </w:tcPr>
           <w:p>
             <w:pPr>
-              <w:pStyle w:val="741"/>
+              <w:pStyle w:val="925"/>
               <w:pBdr/>
               <w:spacing w:before="89"/>
               <w:ind w:left="114"/>
@@ -803,6 +868,12 @@
                 <w:sz w:val="24"/>
               </w:rPr>
             </w:r>
+            <w:r>
+              <w:rPr>
+                <w:b/>
+                <w:sz w:val="24"/>
+              </w:rPr>
+            </w:r>
           </w:p>
         </w:tc>
       </w:tr>
@@ -817,7 +888,7 @@
           </w:tcPr>
           <w:p>
             <w:pPr>
-              <w:pStyle w:val="741"/>
+              <w:pStyle w:val="925"/>
               <w:pBdr/>
               <w:spacing w:before="71" w:line="276" w:lineRule="auto"/>
               <w:ind w:right="210"/>
@@ -877,6 +948,12 @@
                 <w:sz w:val="24"/>
               </w:rPr>
             </w:r>
+            <w:r>
+              <w:rPr>
+                <w:b/>
+                <w:sz w:val="24"/>
+              </w:rPr>
+            </w:r>
           </w:p>
         </w:tc>
         <w:tc>
@@ -886,7 +963,7 @@
           </w:tcPr>
           <w:p>
             <w:pPr>
-              <w:pStyle w:val="741"/>
+              <w:pStyle w:val="925"/>
               <w:pBdr/>
               <w:spacing w:before="71"/>
               <w:ind w:left="119"/>
@@ -916,6 +993,12 @@
                 <w:sz w:val="24"/>
               </w:rPr>
             </w:r>
+            <w:r>
+              <w:rPr>
+                <w:b/>
+                <w:sz w:val="24"/>
+              </w:rPr>
+            </w:r>
           </w:p>
         </w:tc>
         <w:tc>
@@ -925,7 +1008,7 @@
           </w:tcPr>
           <w:p>
             <w:pPr>
-              <w:pStyle w:val="741"/>
+              <w:pStyle w:val="925"/>
               <w:pBdr/>
               <w:spacing w:before="71" w:line="276" w:lineRule="auto"/>
               <w:ind w:right="156" w:left="0"/>
@@ -938,6 +1021,11 @@
                 <w:sz w:val="24"/>
               </w:rPr>
               <w:t xml:space="preserve">Farmer, Agricultural Researcher, Policymaker who provides input and receives recommendations.</w:t>
+            </w:r>
+            <w:r>
+              <w:rPr>
+                <w:sz w:val="24"/>
+              </w:rPr>
             </w:r>
             <w:r>
               <w:rPr>
@@ -958,7 +1046,7 @@
           </w:tcPr>
           <w:p>
             <w:pPr>
-              <w:pStyle w:val="741"/>
+              <w:pStyle w:val="925"/>
               <w:pBdr/>
               <w:spacing w:before="88"/>
               <w:ind/>
@@ -988,10 +1076,16 @@
                 <w:sz w:val="24"/>
               </w:rPr>
             </w:r>
+            <w:r>
+              <w:rPr>
+                <w:b/>
+                <w:sz w:val="24"/>
+              </w:rPr>
+            </w:r>
           </w:p>
           <w:p>
             <w:pPr>
-              <w:pStyle w:val="741"/>
+              <w:pStyle w:val="925"/>
               <w:pBdr/>
               <w:spacing w:before="42"/>
               <w:ind/>
@@ -1029,6 +1123,12 @@
                 <w:sz w:val="24"/>
               </w:rPr>
             </w:r>
+            <w:r>
+              <w:rPr>
+                <w:b/>
+                <w:sz w:val="24"/>
+              </w:rPr>
+            </w:r>
           </w:p>
         </w:tc>
         <w:tc>
@@ -1038,7 +1138,7 @@
           </w:tcPr>
           <w:p>
             <w:pPr>
-              <w:pStyle w:val="741"/>
+              <w:pStyle w:val="925"/>
               <w:pBdr/>
               <w:spacing w:before="88"/>
               <w:ind w:left="119"/>
@@ -1061,6 +1161,12 @@
                 <w:sz w:val="24"/>
               </w:rPr>
             </w:r>
+            <w:r>
+              <w:rPr>
+                <w:b/>
+                <w:sz w:val="24"/>
+              </w:rPr>
+            </w:r>
           </w:p>
         </w:tc>
         <w:tc>
@@ -1070,7 +1176,7 @@
           </w:tcPr>
           <w:p>
             <w:pPr>
-              <w:pStyle w:val="741"/>
+              <w:pStyle w:val="925"/>
               <w:pBdr/>
               <w:spacing w:before="88" w:line="276" w:lineRule="auto"/>
               <w:ind w:right="343" w:left="114"/>
@@ -1084,6 +1190,11 @@
                 <w:sz w:val="24"/>
               </w:rPr>
               <w:t xml:space="preserve">Performs operations such as validating input, preprocessing data, predicting suitable crops, and generating recommendations.</w:t>
+            </w:r>
+            <w:r>
+              <w:rPr>
+                <w:sz w:val="24"/>
+              </w:rPr>
             </w:r>
             <w:r>
               <w:rPr>
@@ -1104,7 +1215,7 @@
           </w:tcPr>
           <w:p>
             <w:pPr>
-              <w:pStyle w:val="741"/>
+              <w:pStyle w:val="925"/>
               <w:pBdr/>
               <w:spacing w:line="276" w:lineRule="auto"/>
               <w:ind w:right="210"/>
@@ -1156,6 +1267,12 @@
                 <w:sz w:val="24"/>
               </w:rPr>
             </w:r>
+            <w:r>
+              <w:rPr>
+                <w:b/>
+                <w:sz w:val="24"/>
+              </w:rPr>
+            </w:r>
           </w:p>
         </w:tc>
         <w:tc>
@@ -1165,7 +1282,7 @@
           </w:tcPr>
           <w:p>
             <w:pPr>
-              <w:pStyle w:val="741"/>
+              <w:pStyle w:val="925"/>
               <w:pBdr/>
               <w:spacing/>
               <w:ind w:left="119"/>
@@ -1195,6 +1312,12 @@
                 <w:sz w:val="24"/>
               </w:rPr>
             </w:r>
+            <w:r>
+              <w:rPr>
+                <w:b/>
+                <w:sz w:val="24"/>
+              </w:rPr>
+            </w:r>
           </w:p>
         </w:tc>
         <w:tc>
@@ -1204,7 +1327,7 @@
           </w:tcPr>
           <w:p>
             <w:pPr>
-              <w:pStyle w:val="741"/>
+              <w:pStyle w:val="925"/>
               <w:pBdr/>
               <w:spacing w:line="276" w:lineRule="auto"/>
               <w:ind w:left="114"/>
@@ -1217,6 +1340,11 @@
                 <w:sz w:val="24"/>
               </w:rPr>
               <w:t xml:space="preserve">Stores crop dataset, trained machine learning model, environmental data, and recommendation history.</w:t>
+            </w:r>
+            <w:r>
+              <w:rPr>
+                <w:sz w:val="24"/>
+              </w:rPr>
             </w:r>
             <w:r>
               <w:rPr>
@@ -1237,7 +1365,7 @@
           </w:tcPr>
           <w:p>
             <w:pPr>
-              <w:pStyle w:val="741"/>
+              <w:pStyle w:val="925"/>
               <w:pBdr/>
               <w:spacing/>
               <w:ind/>
@@ -1267,6 +1395,12 @@
                 <w:sz w:val="24"/>
               </w:rPr>
             </w:r>
+            <w:r>
+              <w:rPr>
+                <w:b/>
+                <w:sz w:val="24"/>
+              </w:rPr>
+            </w:r>
           </w:p>
         </w:tc>
         <w:tc>
@@ -1276,7 +1410,7 @@
           </w:tcPr>
           <w:p>
             <w:pPr>
-              <w:pStyle w:val="741"/>
+              <w:pStyle w:val="925"/>
               <w:pBdr/>
               <w:spacing/>
               <w:ind w:left="119"/>
@@ -1306,6 +1440,12 @@
                 <w:sz w:val="24"/>
               </w:rPr>
             </w:r>
+            <w:r>
+              <w:rPr>
+                <w:b/>
+                <w:sz w:val="24"/>
+              </w:rPr>
+            </w:r>
           </w:p>
         </w:tc>
         <w:tc>
@@ -1315,7 +1455,7 @@
           </w:tcPr>
           <w:p>
             <w:pPr>
-              <w:pStyle w:val="741"/>
+              <w:pStyle w:val="925"/>
               <w:pBdr/>
               <w:spacing w:line="276" w:lineRule="auto"/>
               <w:ind w:right="156" w:left="114"/>
@@ -1334,13 +1474,18 @@
                 <w:sz w:val="24"/>
               </w:rPr>
             </w:r>
+            <w:r>
+              <w:rPr>
+                <w:sz w:val="24"/>
+              </w:rPr>
+            </w:r>
           </w:p>
         </w:tc>
       </w:tr>
     </w:tbl>
     <w:p>
       <w:pPr>
-        <w:pStyle w:val="739"/>
+        <w:pStyle w:val="923"/>
         <w:pBdr/>
         <w:spacing/>
         <w:ind/>
@@ -1348,6 +1493,11 @@
           <w:b/>
         </w:rPr>
       </w:pPr>
+      <w:r>
+        <w:rPr>
+          <w:b/>
+        </w:rPr>
+      </w:r>
       <w:r>
         <w:rPr>
           <w:b/>
@@ -1361,7 +1511,7 @@
     </w:p>
     <w:p>
       <w:pPr>
-        <w:pStyle w:val="739"/>
+        <w:pStyle w:val="923"/>
         <w:pBdr/>
         <w:spacing w:before="55"/>
         <w:ind/>
@@ -1369,6 +1519,11 @@
           <w:b/>
         </w:rPr>
       </w:pPr>
+      <w:r>
+        <w:rPr>
+          <w:b/>
+        </w:rPr>
+      </w:r>
       <w:r>
         <w:rPr>
           <w:b/>
@@ -1382,7 +1537,7 @@
     </w:p>
     <w:p>
       <w:pPr>
-        <w:pStyle w:val="735"/>
+        <w:pStyle w:val="919"/>
         <w:pBdr/>
         <w:spacing w:before="1"/>
         <w:ind/>
@@ -1402,7 +1557,7 @@
     </w:p>
     <w:p>
       <w:pPr>
-        <w:pStyle w:val="739"/>
+        <w:pStyle w:val="923"/>
         <w:pBdr/>
         <w:spacing w:before="141" w:line="276" w:lineRule="auto"/>
         <w:ind w:right="414"/>
@@ -1541,7 +1696,7 @@
     </w:p>
     <w:p>
       <w:pPr>
-        <w:pStyle w:val="739"/>
+        <w:pStyle w:val="923"/>
         <w:pBdr/>
         <w:spacing w:line="276" w:lineRule="auto"/>
         <w:ind/>
@@ -1709,6 +1864,11 @@
           <w:sz w:val="20"/>
         </w:rPr>
       </w:r>
+      <w:r>
+        <w:rPr>
+          <w:sz w:val="20"/>
+        </w:rPr>
+      </w:r>
     </w:p>
     <w:sectPr>
       <w:footnotePr/>
@@ -1792,7 +1952,7 @@
 <w:hdr xmlns:wpc="http://schemas.microsoft.com/office/word/2010/wordprocessingCanvas" xmlns:mc="http://schemas.openxmlformats.org/markup-compatibility/2006" xmlns:o="urn:schemas-microsoft-com:office:office" xmlns:r="http://schemas.openxmlformats.org/officeDocument/2006/relationships" xmlns:m="http://schemas.openxmlformats.org/officeDocument/2006/math" xmlns:v="urn:schemas-microsoft-com:vml" xmlns:wp14="http://schemas.microsoft.com/office/word/2010/wordprocessingDrawing" xmlns:wp="http://schemas.openxmlformats.org/drawingml/2006/wordprocessingDrawing" xmlns:w10="urn:schemas-microsoft-com:office:word" xmlns:w="http://schemas.openxmlformats.org/wordprocessingml/2006/main" xmlns:w14="http://schemas.microsoft.com/office/word/2010/wordml" xmlns:w15="http://schemas.microsoft.com/office/word/2012/wordml" xmlns:wpg="http://schemas.microsoft.com/office/word/2010/wordprocessingGroup" xmlns:wpi="http://schemas.microsoft.com/office/word/2010/wordprocessingInk" xmlns:wne="http://schemas.microsoft.com/office/word/2006/wordml" xmlns:a="http://schemas.openxmlformats.org/drawingml/2006/main" xmlns:wps="http://schemas.microsoft.com/office/word/2010/wordprocessingShape" mc:Ignorable="w14 w15 wp14">
   <w:p>
     <w:pPr>
-      <w:pStyle w:val="739"/>
+      <w:pStyle w:val="923"/>
       <w:pBdr/>
       <w:spacing w:line="14" w:lineRule="auto"/>
       <w:ind/>
@@ -1951,6 +2111,11 @@
           </w:pict>
         </mc:Fallback>
       </mc:AlternateContent>
+    </w:r>
+    <w:r>
+      <w:rPr>
+        <w:sz w:val="20"/>
+      </w:rPr>
     </w:r>
     <w:r>
       <w:rPr>
@@ -2120,9 +2285,9 @@
     <w:lsdException w:name="Bibliography" w:uiPriority="37"/>
     <w:lsdException w:name="TOC Heading" w:uiPriority="39" w:qFormat="1"/>
   </w:latentStyles>
-  <w:style w:type="table" w:styleId="12">
+  <w:style w:type="table" w:styleId="735">
     <w:name w:val="Table Grid"/>
-    <w:basedOn w:val="737"/>
+    <w:basedOn w:val="921"/>
     <w:uiPriority w:val="59"/>
     <w:pPr>
       <w:pBdr/>
@@ -2319,9 +2484,9 @@
       </w:tcPr>
     </w:tblStylePr>
   </w:style>
-  <w:style w:type="table" w:styleId="13">
+  <w:style w:type="table" w:styleId="736">
     <w:name w:val="Table Grid Light"/>
-    <w:basedOn w:val="737"/>
+    <w:basedOn w:val="921"/>
     <w:uiPriority w:val="59"/>
     <w:pPr>
       <w:pBdr/>
@@ -2518,9 +2683,9 @@
       </w:tcPr>
     </w:tblStylePr>
   </w:style>
-  <w:style w:type="table" w:styleId="14">
+  <w:style w:type="table" w:styleId="737">
     <w:name w:val="Plain Table 1"/>
-    <w:basedOn w:val="737"/>
+    <w:basedOn w:val="921"/>
     <w:uiPriority w:val="59"/>
     <w:pPr>
       <w:pBdr/>
@@ -2743,9 +2908,9 @@
       </w:tcPr>
     </w:tblStylePr>
   </w:style>
-  <w:style w:type="table" w:styleId="15">
+  <w:style w:type="table" w:styleId="738">
     <w:name w:val="Plain Table 2"/>
-    <w:basedOn w:val="737"/>
+    <w:basedOn w:val="921"/>
     <w:uiPriority w:val="59"/>
     <w:pPr>
       <w:pBdr/>
@@ -2976,9 +3141,9 @@
       </w:tcPr>
     </w:tblStylePr>
   </w:style>
-  <w:style w:type="table" w:styleId="16">
+  <w:style w:type="table" w:styleId="739">
     <w:name w:val="Plain Table 3"/>
-    <w:basedOn w:val="737"/>
+    <w:basedOn w:val="921"/>
     <w:uiPriority w:val="99"/>
     <w:pPr>
       <w:pBdr/>
@@ -3206,9 +3371,9 @@
       </w:tcPr>
     </w:tblStylePr>
   </w:style>
-  <w:style w:type="table" w:styleId="17">
+  <w:style w:type="table" w:styleId="740">
     <w:name w:val="Plain Table 4"/>
-    <w:basedOn w:val="737"/>
+    <w:basedOn w:val="921"/>
     <w:uiPriority w:val="99"/>
     <w:pPr>
       <w:pBdr/>
@@ -3422,9 +3587,9 @@
       </w:tcPr>
     </w:tblStylePr>
   </w:style>
-  <w:style w:type="table" w:styleId="18">
+  <w:style w:type="table" w:styleId="741">
     <w:name w:val="Plain Table 5"/>
-    <w:basedOn w:val="737"/>
+    <w:basedOn w:val="921"/>
     <w:uiPriority w:val="99"/>
     <w:pPr>
       <w:pBdr/>
@@ -3655,9 +3820,9 @@
       </w:tcPr>
     </w:tblStylePr>
   </w:style>
-  <w:style w:type="table" w:styleId="19">
+  <w:style w:type="table" w:styleId="742">
     <w:name w:val="Grid Table 1 Light"/>
-    <w:basedOn w:val="737"/>
+    <w:basedOn w:val="921"/>
     <w:uiPriority w:val="99"/>
     <w:pPr>
       <w:pBdr/>
@@ -3878,9 +4043,9 @@
       </w:tcPr>
     </w:tblStylePr>
   </w:style>
-  <w:style w:type="table" w:styleId="20">
+  <w:style w:type="table" w:styleId="743">
     <w:name w:val="Grid Table 1 Light - Accent 1"/>
-    <w:basedOn w:val="737"/>
+    <w:basedOn w:val="921"/>
     <w:uiPriority w:val="99"/>
     <w:pPr>
       <w:pBdr/>
@@ -4101,9 +4266,9 @@
       </w:tcPr>
     </w:tblStylePr>
   </w:style>
-  <w:style w:type="table" w:styleId="21">
+  <w:style w:type="table" w:styleId="744">
     <w:name w:val="Grid Table 1 Light - Accent 2"/>
-    <w:basedOn w:val="737"/>
+    <w:basedOn w:val="921"/>
     <w:uiPriority w:val="99"/>
     <w:pPr>
       <w:pBdr/>
@@ -4324,9 +4489,9 @@
       </w:tcPr>
     </w:tblStylePr>
   </w:style>
-  <w:style w:type="table" w:styleId="22">
+  <w:style w:type="table" w:styleId="745">
     <w:name w:val="Grid Table 1 Light - Accent 3"/>
-    <w:basedOn w:val="737"/>
+    <w:basedOn w:val="921"/>
     <w:uiPriority w:val="99"/>
     <w:pPr>
       <w:pBdr/>
@@ -4547,9 +4712,9 @@
       </w:tcPr>
     </w:tblStylePr>
   </w:style>
-  <w:style w:type="table" w:styleId="23">
+  <w:style w:type="table" w:styleId="746">
     <w:name w:val="Grid Table 1 Light - Accent 4"/>
-    <w:basedOn w:val="737"/>
+    <w:basedOn w:val="921"/>
     <w:uiPriority w:val="99"/>
     <w:pPr>
       <w:pBdr/>
@@ -4770,9 +4935,9 @@
       </w:tcPr>
     </w:tblStylePr>
   </w:style>
-  <w:style w:type="table" w:styleId="24">
+  <w:style w:type="table" w:styleId="747">
     <w:name w:val="Grid Table 1 Light - Accent 5"/>
-    <w:basedOn w:val="737"/>
+    <w:basedOn w:val="921"/>
     <w:uiPriority w:val="99"/>
     <w:pPr>
       <w:pBdr/>
@@ -4993,9 +5158,9 @@
       </w:tcPr>
     </w:tblStylePr>
   </w:style>
-  <w:style w:type="table" w:styleId="25">
+  <w:style w:type="table" w:styleId="748">
     <w:name w:val="Grid Table 1 Light - Accent 6"/>
-    <w:basedOn w:val="737"/>
+    <w:basedOn w:val="921"/>
     <w:uiPriority w:val="99"/>
     <w:pPr>
       <w:pBdr/>
@@ -5216,9 +5381,9 @@
       </w:tcPr>
     </w:tblStylePr>
   </w:style>
-  <w:style w:type="table" w:styleId="26">
+  <w:style w:type="table" w:styleId="749">
     <w:name w:val="Grid Table 2"/>
-    <w:basedOn w:val="737"/>
+    <w:basedOn w:val="921"/>
     <w:uiPriority w:val="99"/>
     <w:pPr>
       <w:pBdr/>
@@ -5448,9 +5613,9 @@
       </w:tcPr>
     </w:tblStylePr>
   </w:style>
-  <w:style w:type="table" w:styleId="27">
+  <w:style w:type="table" w:styleId="750">
     <w:name w:val="Grid Table 2 - Accent 1"/>
-    <w:basedOn w:val="737"/>
+    <w:basedOn w:val="921"/>
     <w:uiPriority w:val="99"/>
     <w:pPr>
       <w:pBdr/>
@@ -5680,9 +5845,9 @@
       </w:tcPr>
     </w:tblStylePr>
   </w:style>
-  <w:style w:type="table" w:styleId="28">
+  <w:style w:type="table" w:styleId="751">
     <w:name w:val="Grid Table 2 - Accent 2"/>
-    <w:basedOn w:val="737"/>
+    <w:basedOn w:val="921"/>
     <w:uiPriority w:val="99"/>
     <w:pPr>
       <w:pBdr/>
@@ -5912,9 +6077,9 @@
       </w:tcPr>
     </w:tblStylePr>
   </w:style>
-  <w:style w:type="table" w:styleId="29">
+  <w:style w:type="table" w:styleId="752">
     <w:name w:val="Grid Table 2 - Accent 3"/>
-    <w:basedOn w:val="737"/>
+    <w:basedOn w:val="921"/>
     <w:uiPriority w:val="99"/>
     <w:pPr>
       <w:pBdr/>
@@ -6144,9 +6309,9 @@
       </w:tcPr>
     </w:tblStylePr>
   </w:style>
-  <w:style w:type="table" w:styleId="30">
+  <w:style w:type="table" w:styleId="753">
     <w:name w:val="Grid Table 2 - Accent 4"/>
-    <w:basedOn w:val="737"/>
+    <w:basedOn w:val="921"/>
     <w:uiPriority w:val="99"/>
     <w:pPr>
       <w:pBdr/>
@@ -6376,9 +6541,9 @@
       </w:tcPr>
     </w:tblStylePr>
   </w:style>
-  <w:style w:type="table" w:styleId="31">
+  <w:style w:type="table" w:styleId="754">
     <w:name w:val="Grid Table 2 - Accent 5"/>
-    <w:basedOn w:val="737"/>
+    <w:basedOn w:val="921"/>
     <w:uiPriority w:val="99"/>
     <w:pPr>
       <w:pBdr/>
@@ -6608,9 +6773,9 @@
       </w:tcPr>
     </w:tblStylePr>
   </w:style>
-  <w:style w:type="table" w:styleId="32">
+  <w:style w:type="table" w:styleId="755">
     <w:name w:val="Grid Table 2 - Accent 6"/>
-    <w:basedOn w:val="737"/>
+    <w:basedOn w:val="921"/>
     <w:uiPriority w:val="99"/>
     <w:pPr>
       <w:pBdr/>
@@ -6840,9 +7005,9 @@
       </w:tcPr>
     </w:tblStylePr>
   </w:style>
-  <w:style w:type="table" w:styleId="33">
+  <w:style w:type="table" w:styleId="756">
     <w:name w:val="Grid Table 3"/>
-    <w:basedOn w:val="737"/>
+    <w:basedOn w:val="921"/>
     <w:uiPriority w:val="99"/>
     <w:pPr>
       <w:pBdr/>
@@ -6941,29 +7106,6 @@
         <w:tblBorders/>
       </w:tblPr>
       <w:tcPr>
-        <w:shd w:color="ffffff"/>
-        <w:tcBorders>
-          <w:top w:val="none" w:color="000000" w:sz="4" w:space="0"/>
-          <w:left w:val="none" w:color="000000" w:sz="4" w:space="0"/>
-          <w:bottom w:val="none" w:color="000000" w:sz="4" w:space="0"/>
-          <w:right w:val="none" w:color="000000" w:sz="4" w:space="0"/>
-        </w:tcBorders>
-      </w:tcPr>
-    </w:tblStylePr>
-    <w:tblStylePr w:type="firstRow">
-      <w:rPr>
-        <w:b/>
-        <w:color w:val="404040"/>
-      </w:rPr>
-      <w:pPr>
-        <w:pBdr/>
-        <w:spacing/>
-        <w:ind/>
-      </w:pPr>
-      <w:tblPr>
-        <w:tblBorders/>
-      </w:tblPr>
-      <w:tcPr>
         <w:shd w:val="clear" w:color="ffffff"/>
         <w:tcBorders>
           <w:top w:val="none" w:color="000000" w:sz="4" w:space="0"/>
@@ -6973,30 +7115,7 @@
         </w:tcBorders>
       </w:tcPr>
     </w:tblStylePr>
-    <w:tblStylePr w:type="lastCol">
-      <w:rPr>
-        <w:i/>
-        <w:color w:val="404040"/>
-      </w:rPr>
-      <w:pPr>
-        <w:pBdr/>
-        <w:spacing/>
-        <w:ind/>
-      </w:pPr>
-      <w:tblPr>
-        <w:tblBorders/>
-      </w:tblPr>
-      <w:tcPr>
-        <w:shd w:color="ffffff"/>
-        <w:tcBorders>
-          <w:top w:val="none" w:color="000000" w:sz="4" w:space="0"/>
-          <w:left w:val="none" w:color="000000" w:sz="4" w:space="0"/>
-          <w:bottom w:val="none" w:color="000000" w:sz="4" w:space="0"/>
-          <w:right w:val="none" w:color="000000" w:sz="4" w:space="0"/>
-        </w:tcBorders>
-      </w:tcPr>
-    </w:tblStylePr>
-    <w:tblStylePr w:type="lastRow">
+    <w:tblStylePr w:type="firstRow">
       <w:rPr>
         <w:b/>
         <w:color w:val="404040"/>
@@ -7019,6 +7138,52 @@
         </w:tcBorders>
       </w:tcPr>
     </w:tblStylePr>
+    <w:tblStylePr w:type="lastCol">
+      <w:rPr>
+        <w:i/>
+        <w:color w:val="404040"/>
+      </w:rPr>
+      <w:pPr>
+        <w:pBdr/>
+        <w:spacing/>
+        <w:ind/>
+      </w:pPr>
+      <w:tblPr>
+        <w:tblBorders/>
+      </w:tblPr>
+      <w:tcPr>
+        <w:shd w:val="clear" w:color="ffffff"/>
+        <w:tcBorders>
+          <w:top w:val="none" w:color="000000" w:sz="4" w:space="0"/>
+          <w:left w:val="none" w:color="000000" w:sz="4" w:space="0"/>
+          <w:bottom w:val="none" w:color="000000" w:sz="4" w:space="0"/>
+          <w:right w:val="none" w:color="000000" w:sz="4" w:space="0"/>
+        </w:tcBorders>
+      </w:tcPr>
+    </w:tblStylePr>
+    <w:tblStylePr w:type="lastRow">
+      <w:rPr>
+        <w:b/>
+        <w:color w:val="404040"/>
+      </w:rPr>
+      <w:pPr>
+        <w:pBdr/>
+        <w:spacing/>
+        <w:ind/>
+      </w:pPr>
+      <w:tblPr>
+        <w:tblBorders/>
+      </w:tblPr>
+      <w:tcPr>
+        <w:shd w:val="clear" w:color="ffffff"/>
+        <w:tcBorders>
+          <w:top w:val="none" w:color="000000" w:sz="4" w:space="0"/>
+          <w:left w:val="none" w:color="000000" w:sz="4" w:space="0"/>
+          <w:bottom w:val="none" w:color="000000" w:sz="4" w:space="0"/>
+          <w:right w:val="none" w:color="000000" w:sz="4" w:space="0"/>
+        </w:tcBorders>
+      </w:tcPr>
+    </w:tblStylePr>
     <w:tblStylePr w:type="nwCell">
       <w:pPr>
         <w:pBdr/>
@@ -7085,9 +7250,9 @@
       </w:tcPr>
     </w:tblStylePr>
   </w:style>
-  <w:style w:type="table" w:styleId="34">
+  <w:style w:type="table" w:styleId="757">
     <w:name w:val="Grid Table 3 - Accent 1"/>
-    <w:basedOn w:val="737"/>
+    <w:basedOn w:val="921"/>
     <w:uiPriority w:val="99"/>
     <w:pPr>
       <w:pBdr/>
@@ -7186,29 +7351,6 @@
         <w:tblBorders/>
       </w:tblPr>
       <w:tcPr>
-        <w:shd w:color="ffffff"/>
-        <w:tcBorders>
-          <w:top w:val="none" w:color="000000" w:sz="4" w:space="0"/>
-          <w:left w:val="none" w:color="000000" w:sz="4" w:space="0"/>
-          <w:bottom w:val="none" w:color="000000" w:sz="4" w:space="0"/>
-          <w:right w:val="none" w:color="000000" w:sz="4" w:space="0"/>
-        </w:tcBorders>
-      </w:tcPr>
-    </w:tblStylePr>
-    <w:tblStylePr w:type="firstRow">
-      <w:rPr>
-        <w:b/>
-        <w:color w:val="404040"/>
-      </w:rPr>
-      <w:pPr>
-        <w:pBdr/>
-        <w:spacing/>
-        <w:ind/>
-      </w:pPr>
-      <w:tblPr>
-        <w:tblBorders/>
-      </w:tblPr>
-      <w:tcPr>
         <w:shd w:val="clear" w:color="ffffff"/>
         <w:tcBorders>
           <w:top w:val="none" w:color="000000" w:sz="4" w:space="0"/>
@@ -7218,30 +7360,7 @@
         </w:tcBorders>
       </w:tcPr>
     </w:tblStylePr>
-    <w:tblStylePr w:type="lastCol">
-      <w:rPr>
-        <w:i/>
-        <w:color w:val="404040"/>
-      </w:rPr>
-      <w:pPr>
-        <w:pBdr/>
-        <w:spacing/>
-        <w:ind/>
-      </w:pPr>
-      <w:tblPr>
-        <w:tblBorders/>
-      </w:tblPr>
-      <w:tcPr>
-        <w:shd w:color="ffffff"/>
-        <w:tcBorders>
-          <w:top w:val="none" w:color="000000" w:sz="4" w:space="0"/>
-          <w:left w:val="none" w:color="000000" w:sz="4" w:space="0"/>
-          <w:bottom w:val="none" w:color="000000" w:sz="4" w:space="0"/>
-          <w:right w:val="none" w:color="000000" w:sz="4" w:space="0"/>
-        </w:tcBorders>
-      </w:tcPr>
-    </w:tblStylePr>
-    <w:tblStylePr w:type="lastRow">
+    <w:tblStylePr w:type="firstRow">
       <w:rPr>
         <w:b/>
         <w:color w:val="404040"/>
@@ -7264,6 +7383,52 @@
         </w:tcBorders>
       </w:tcPr>
     </w:tblStylePr>
+    <w:tblStylePr w:type="lastCol">
+      <w:rPr>
+        <w:i/>
+        <w:color w:val="404040"/>
+      </w:rPr>
+      <w:pPr>
+        <w:pBdr/>
+        <w:spacing/>
+        <w:ind/>
+      </w:pPr>
+      <w:tblPr>
+        <w:tblBorders/>
+      </w:tblPr>
+      <w:tcPr>
+        <w:shd w:val="clear" w:color="ffffff"/>
+        <w:tcBorders>
+          <w:top w:val="none" w:color="000000" w:sz="4" w:space="0"/>
+          <w:left w:val="none" w:color="000000" w:sz="4" w:space="0"/>
+          <w:bottom w:val="none" w:color="000000" w:sz="4" w:space="0"/>
+          <w:right w:val="none" w:color="000000" w:sz="4" w:space="0"/>
+        </w:tcBorders>
+      </w:tcPr>
+    </w:tblStylePr>
+    <w:tblStylePr w:type="lastRow">
+      <w:rPr>
+        <w:b/>
+        <w:color w:val="404040"/>
+      </w:rPr>
+      <w:pPr>
+        <w:pBdr/>
+        <w:spacing/>
+        <w:ind/>
+      </w:pPr>
+      <w:tblPr>
+        <w:tblBorders/>
+      </w:tblPr>
+      <w:tcPr>
+        <w:shd w:val="clear" w:color="ffffff"/>
+        <w:tcBorders>
+          <w:top w:val="none" w:color="000000" w:sz="4" w:space="0"/>
+          <w:left w:val="none" w:color="000000" w:sz="4" w:space="0"/>
+          <w:bottom w:val="none" w:color="000000" w:sz="4" w:space="0"/>
+          <w:right w:val="none" w:color="000000" w:sz="4" w:space="0"/>
+        </w:tcBorders>
+      </w:tcPr>
+    </w:tblStylePr>
     <w:tblStylePr w:type="nwCell">
       <w:pPr>
         <w:pBdr/>
@@ -7330,9 +7495,9 @@
       </w:tcPr>
     </w:tblStylePr>
   </w:style>
-  <w:style w:type="table" w:styleId="35">
+  <w:style w:type="table" w:styleId="758">
     <w:name w:val="Grid Table 3 - Accent 2"/>
-    <w:basedOn w:val="737"/>
+    <w:basedOn w:val="921"/>
     <w:uiPriority w:val="99"/>
     <w:pPr>
       <w:pBdr/>
@@ -7431,29 +7596,6 @@
         <w:tblBorders/>
       </w:tblPr>
       <w:tcPr>
-        <w:shd w:color="ffffff"/>
-        <w:tcBorders>
-          <w:top w:val="none" w:color="000000" w:sz="4" w:space="0"/>
-          <w:left w:val="none" w:color="000000" w:sz="4" w:space="0"/>
-          <w:bottom w:val="none" w:color="000000" w:sz="4" w:space="0"/>
-          <w:right w:val="none" w:color="000000" w:sz="4" w:space="0"/>
-        </w:tcBorders>
-      </w:tcPr>
-    </w:tblStylePr>
-    <w:tblStylePr w:type="firstRow">
-      <w:rPr>
-        <w:b/>
-        <w:color w:val="404040"/>
-      </w:rPr>
-      <w:pPr>
-        <w:pBdr/>
-        <w:spacing/>
-        <w:ind/>
-      </w:pPr>
-      <w:tblPr>
-        <w:tblBorders/>
-      </w:tblPr>
-      <w:tcPr>
         <w:shd w:val="clear" w:color="ffffff"/>
         <w:tcBorders>
           <w:top w:val="none" w:color="000000" w:sz="4" w:space="0"/>
@@ -7463,30 +7605,7 @@
         </w:tcBorders>
       </w:tcPr>
     </w:tblStylePr>
-    <w:tblStylePr w:type="lastCol">
-      <w:rPr>
-        <w:i/>
-        <w:color w:val="404040"/>
-      </w:rPr>
-      <w:pPr>
-        <w:pBdr/>
-        <w:spacing/>
-        <w:ind/>
-      </w:pPr>
-      <w:tblPr>
-        <w:tblBorders/>
-      </w:tblPr>
-      <w:tcPr>
-        <w:shd w:color="ffffff"/>
-        <w:tcBorders>
-          <w:top w:val="none" w:color="000000" w:sz="4" w:space="0"/>
-          <w:left w:val="none" w:color="000000" w:sz="4" w:space="0"/>
-          <w:bottom w:val="none" w:color="000000" w:sz="4" w:space="0"/>
-          <w:right w:val="none" w:color="000000" w:sz="4" w:space="0"/>
-        </w:tcBorders>
-      </w:tcPr>
-    </w:tblStylePr>
-    <w:tblStylePr w:type="lastRow">
+    <w:tblStylePr w:type="firstRow">
       <w:rPr>
         <w:b/>
         <w:color w:val="404040"/>
@@ -7509,6 +7628,52 @@
         </w:tcBorders>
       </w:tcPr>
     </w:tblStylePr>
+    <w:tblStylePr w:type="lastCol">
+      <w:rPr>
+        <w:i/>
+        <w:color w:val="404040"/>
+      </w:rPr>
+      <w:pPr>
+        <w:pBdr/>
+        <w:spacing/>
+        <w:ind/>
+      </w:pPr>
+      <w:tblPr>
+        <w:tblBorders/>
+      </w:tblPr>
+      <w:tcPr>
+        <w:shd w:val="clear" w:color="ffffff"/>
+        <w:tcBorders>
+          <w:top w:val="none" w:color="000000" w:sz="4" w:space="0"/>
+          <w:left w:val="none" w:color="000000" w:sz="4" w:space="0"/>
+          <w:bottom w:val="none" w:color="000000" w:sz="4" w:space="0"/>
+          <w:right w:val="none" w:color="000000" w:sz="4" w:space="0"/>
+        </w:tcBorders>
+      </w:tcPr>
+    </w:tblStylePr>
+    <w:tblStylePr w:type="lastRow">
+      <w:rPr>
+        <w:b/>
+        <w:color w:val="404040"/>
+      </w:rPr>
+      <w:pPr>
+        <w:pBdr/>
+        <w:spacing/>
+        <w:ind/>
+      </w:pPr>
+      <w:tblPr>
+        <w:tblBorders/>
+      </w:tblPr>
+      <w:tcPr>
+        <w:shd w:val="clear" w:color="ffffff"/>
+        <w:tcBorders>
+          <w:top w:val="none" w:color="000000" w:sz="4" w:space="0"/>
+          <w:left w:val="none" w:color="000000" w:sz="4" w:space="0"/>
+          <w:bottom w:val="none" w:color="000000" w:sz="4" w:space="0"/>
+          <w:right w:val="none" w:color="000000" w:sz="4" w:space="0"/>
+        </w:tcBorders>
+      </w:tcPr>
+    </w:tblStylePr>
     <w:tblStylePr w:type="nwCell">
       <w:pPr>
         <w:pBdr/>
@@ -7575,9 +7740,9 @@
       </w:tcPr>
     </w:tblStylePr>
   </w:style>
-  <w:style w:type="table" w:styleId="36">
+  <w:style w:type="table" w:styleId="759">
     <w:name w:val="Grid Table 3 - Accent 3"/>
-    <w:basedOn w:val="737"/>
+    <w:basedOn w:val="921"/>
     <w:uiPriority w:val="99"/>
     <w:pPr>
       <w:pBdr/>
@@ -7676,29 +7841,6 @@
         <w:tblBorders/>
       </w:tblPr>
       <w:tcPr>
-        <w:shd w:color="ffffff"/>
-        <w:tcBorders>
-          <w:top w:val="none" w:color="000000" w:sz="4" w:space="0"/>
-          <w:left w:val="none" w:color="000000" w:sz="4" w:space="0"/>
-          <w:bottom w:val="none" w:color="000000" w:sz="4" w:space="0"/>
-          <w:right w:val="none" w:color="000000" w:sz="4" w:space="0"/>
-        </w:tcBorders>
-      </w:tcPr>
-    </w:tblStylePr>
-    <w:tblStylePr w:type="firstRow">
-      <w:rPr>
-        <w:b/>
-        <w:color w:val="404040"/>
-      </w:rPr>
-      <w:pPr>
-        <w:pBdr/>
-        <w:spacing/>
-        <w:ind/>
-      </w:pPr>
-      <w:tblPr>
-        <w:tblBorders/>
-      </w:tblPr>
-      <w:tcPr>
         <w:shd w:val="clear" w:color="ffffff"/>
         <w:tcBorders>
           <w:top w:val="none" w:color="000000" w:sz="4" w:space="0"/>
@@ -7708,30 +7850,7 @@
         </w:tcBorders>
       </w:tcPr>
     </w:tblStylePr>
-    <w:tblStylePr w:type="lastCol">
-      <w:rPr>
-        <w:i/>
-        <w:color w:val="404040"/>
-      </w:rPr>
-      <w:pPr>
-        <w:pBdr/>
-        <w:spacing/>
-        <w:ind/>
-      </w:pPr>
-      <w:tblPr>
-        <w:tblBorders/>
-      </w:tblPr>
-      <w:tcPr>
-        <w:shd w:color="ffffff"/>
-        <w:tcBorders>
-          <w:top w:val="none" w:color="000000" w:sz="4" w:space="0"/>
-          <w:left w:val="none" w:color="000000" w:sz="4" w:space="0"/>
-          <w:bottom w:val="none" w:color="000000" w:sz="4" w:space="0"/>
-          <w:right w:val="none" w:color="000000" w:sz="4" w:space="0"/>
-        </w:tcBorders>
-      </w:tcPr>
-    </w:tblStylePr>
-    <w:tblStylePr w:type="lastRow">
+    <w:tblStylePr w:type="firstRow">
       <w:rPr>
         <w:b/>
         <w:color w:val="404040"/>
@@ -7754,6 +7873,52 @@
         </w:tcBorders>
       </w:tcPr>
     </w:tblStylePr>
+    <w:tblStylePr w:type="lastCol">
+      <w:rPr>
+        <w:i/>
+        <w:color w:val="404040"/>
+      </w:rPr>
+      <w:pPr>
+        <w:pBdr/>
+        <w:spacing/>
+        <w:ind/>
+      </w:pPr>
+      <w:tblPr>
+        <w:tblBorders/>
+      </w:tblPr>
+      <w:tcPr>
+        <w:shd w:val="clear" w:color="ffffff"/>
+        <w:tcBorders>
+          <w:top w:val="none" w:color="000000" w:sz="4" w:space="0"/>
+          <w:left w:val="none" w:color="000000" w:sz="4" w:space="0"/>
+          <w:bottom w:val="none" w:color="000000" w:sz="4" w:space="0"/>
+          <w:right w:val="none" w:color="000000" w:sz="4" w:space="0"/>
+        </w:tcBorders>
+      </w:tcPr>
+    </w:tblStylePr>
+    <w:tblStylePr w:type="lastRow">
+      <w:rPr>
+        <w:b/>
+        <w:color w:val="404040"/>
+      </w:rPr>
+      <w:pPr>
+        <w:pBdr/>
+        <w:spacing/>
+        <w:ind/>
+      </w:pPr>
+      <w:tblPr>
+        <w:tblBorders/>
+      </w:tblPr>
+      <w:tcPr>
+        <w:shd w:val="clear" w:color="ffffff"/>
+        <w:tcBorders>
+          <w:top w:val="none" w:color="000000" w:sz="4" w:space="0"/>
+          <w:left w:val="none" w:color="000000" w:sz="4" w:space="0"/>
+          <w:bottom w:val="none" w:color="000000" w:sz="4" w:space="0"/>
+          <w:right w:val="none" w:color="000000" w:sz="4" w:space="0"/>
+        </w:tcBorders>
+      </w:tcPr>
+    </w:tblStylePr>
     <w:tblStylePr w:type="nwCell">
       <w:pPr>
         <w:pBdr/>
@@ -7820,9 +7985,9 @@
       </w:tcPr>
     </w:tblStylePr>
   </w:style>
-  <w:style w:type="table" w:styleId="37">
+  <w:style w:type="table" w:styleId="760">
     <w:name w:val="Grid Table 3 - Accent 4"/>
-    <w:basedOn w:val="737"/>
+    <w:basedOn w:val="921"/>
     <w:uiPriority w:val="99"/>
     <w:pPr>
       <w:pBdr/>
@@ -7921,29 +8086,6 @@
         <w:tblBorders/>
       </w:tblPr>
       <w:tcPr>
-        <w:shd w:color="ffffff"/>
-        <w:tcBorders>
-          <w:top w:val="none" w:color="000000" w:sz="4" w:space="0"/>
-          <w:left w:val="none" w:color="000000" w:sz="4" w:space="0"/>
-          <w:bottom w:val="none" w:color="000000" w:sz="4" w:space="0"/>
-          <w:right w:val="none" w:color="000000" w:sz="4" w:space="0"/>
-        </w:tcBorders>
-      </w:tcPr>
-    </w:tblStylePr>
-    <w:tblStylePr w:type="firstRow">
-      <w:rPr>
-        <w:b/>
-        <w:color w:val="404040"/>
-      </w:rPr>
-      <w:pPr>
-        <w:pBdr/>
-        <w:spacing/>
-        <w:ind/>
-      </w:pPr>
-      <w:tblPr>
-        <w:tblBorders/>
-      </w:tblPr>
-      <w:tcPr>
         <w:shd w:val="clear" w:color="ffffff"/>
         <w:tcBorders>
           <w:top w:val="none" w:color="000000" w:sz="4" w:space="0"/>
@@ -7953,30 +8095,7 @@
         </w:tcBorders>
       </w:tcPr>
     </w:tblStylePr>
-    <w:tblStylePr w:type="lastCol">
-      <w:rPr>
-        <w:i/>
-        <w:color w:val="404040"/>
-      </w:rPr>
-      <w:pPr>
-        <w:pBdr/>
-        <w:spacing/>
-        <w:ind/>
-      </w:pPr>
-      <w:tblPr>
-        <w:tblBorders/>
-      </w:tblPr>
-      <w:tcPr>
-        <w:shd w:color="ffffff"/>
-        <w:tcBorders>
-          <w:top w:val="none" w:color="000000" w:sz="4" w:space="0"/>
-          <w:left w:val="none" w:color="000000" w:sz="4" w:space="0"/>
-          <w:bottom w:val="none" w:color="000000" w:sz="4" w:space="0"/>
-          <w:right w:val="none" w:color="000000" w:sz="4" w:space="0"/>
-        </w:tcBorders>
-      </w:tcPr>
-    </w:tblStylePr>
-    <w:tblStylePr w:type="lastRow">
+    <w:tblStylePr w:type="firstRow">
       <w:rPr>
         <w:b/>
         <w:color w:val="404040"/>
@@ -7999,6 +8118,52 @@
         </w:tcBorders>
       </w:tcPr>
     </w:tblStylePr>
+    <w:tblStylePr w:type="lastCol">
+      <w:rPr>
+        <w:i/>
+        <w:color w:val="404040"/>
+      </w:rPr>
+      <w:pPr>
+        <w:pBdr/>
+        <w:spacing/>
+        <w:ind/>
+      </w:pPr>
+      <w:tblPr>
+        <w:tblBorders/>
+      </w:tblPr>
+      <w:tcPr>
+        <w:shd w:val="clear" w:color="ffffff"/>
+        <w:tcBorders>
+          <w:top w:val="none" w:color="000000" w:sz="4" w:space="0"/>
+          <w:left w:val="none" w:color="000000" w:sz="4" w:space="0"/>
+          <w:bottom w:val="none" w:color="000000" w:sz="4" w:space="0"/>
+          <w:right w:val="none" w:color="000000" w:sz="4" w:space="0"/>
+        </w:tcBorders>
+      </w:tcPr>
+    </w:tblStylePr>
+    <w:tblStylePr w:type="lastRow">
+      <w:rPr>
+        <w:b/>
+        <w:color w:val="404040"/>
+      </w:rPr>
+      <w:pPr>
+        <w:pBdr/>
+        <w:spacing/>
+        <w:ind/>
+      </w:pPr>
+      <w:tblPr>
+        <w:tblBorders/>
+      </w:tblPr>
+      <w:tcPr>
+        <w:shd w:val="clear" w:color="ffffff"/>
+        <w:tcBorders>
+          <w:top w:val="none" w:color="000000" w:sz="4" w:space="0"/>
+          <w:left w:val="none" w:color="000000" w:sz="4" w:space="0"/>
+          <w:bottom w:val="none" w:color="000000" w:sz="4" w:space="0"/>
+          <w:right w:val="none" w:color="000000" w:sz="4" w:space="0"/>
+        </w:tcBorders>
+      </w:tcPr>
+    </w:tblStylePr>
     <w:tblStylePr w:type="nwCell">
       <w:pPr>
         <w:pBdr/>
@@ -8065,9 +8230,9 @@
       </w:tcPr>
     </w:tblStylePr>
   </w:style>
-  <w:style w:type="table" w:styleId="38">
+  <w:style w:type="table" w:styleId="761">
     <w:name w:val="Grid Table 3 - Accent 5"/>
-    <w:basedOn w:val="737"/>
+    <w:basedOn w:val="921"/>
     <w:uiPriority w:val="99"/>
     <w:pPr>
       <w:pBdr/>
@@ -8166,29 +8331,6 @@
         <w:tblBorders/>
       </w:tblPr>
       <w:tcPr>
-        <w:shd w:color="ffffff"/>
-        <w:tcBorders>
-          <w:top w:val="none" w:color="000000" w:sz="4" w:space="0"/>
-          <w:left w:val="none" w:color="000000" w:sz="4" w:space="0"/>
-          <w:bottom w:val="none" w:color="000000" w:sz="4" w:space="0"/>
-          <w:right w:val="none" w:color="000000" w:sz="4" w:space="0"/>
-        </w:tcBorders>
-      </w:tcPr>
-    </w:tblStylePr>
-    <w:tblStylePr w:type="firstRow">
-      <w:rPr>
-        <w:b/>
-        <w:color w:val="404040"/>
-      </w:rPr>
-      <w:pPr>
-        <w:pBdr/>
-        <w:spacing/>
-        <w:ind/>
-      </w:pPr>
-      <w:tblPr>
-        <w:tblBorders/>
-      </w:tblPr>
-      <w:tcPr>
         <w:shd w:val="clear" w:color="ffffff"/>
         <w:tcBorders>
           <w:top w:val="none" w:color="000000" w:sz="4" w:space="0"/>
@@ -8198,30 +8340,7 @@
         </w:tcBorders>
       </w:tcPr>
     </w:tblStylePr>
-    <w:tblStylePr w:type="lastCol">
-      <w:rPr>
-        <w:i/>
-        <w:color w:val="404040"/>
-      </w:rPr>
-      <w:pPr>
-        <w:pBdr/>
-        <w:spacing/>
-        <w:ind/>
-      </w:pPr>
-      <w:tblPr>
-        <w:tblBorders/>
-      </w:tblPr>
-      <w:tcPr>
-        <w:shd w:color="ffffff"/>
-        <w:tcBorders>
-          <w:top w:val="none" w:color="000000" w:sz="4" w:space="0"/>
-          <w:left w:val="none" w:color="000000" w:sz="4" w:space="0"/>
-          <w:bottom w:val="none" w:color="000000" w:sz="4" w:space="0"/>
-          <w:right w:val="none" w:color="000000" w:sz="4" w:space="0"/>
-        </w:tcBorders>
-      </w:tcPr>
-    </w:tblStylePr>
-    <w:tblStylePr w:type="lastRow">
+    <w:tblStylePr w:type="firstRow">
       <w:rPr>
         <w:b/>
         <w:color w:val="404040"/>
@@ -8244,6 +8363,52 @@
         </w:tcBorders>
       </w:tcPr>
     </w:tblStylePr>
+    <w:tblStylePr w:type="lastCol">
+      <w:rPr>
+        <w:i/>
+        <w:color w:val="404040"/>
+      </w:rPr>
+      <w:pPr>
+        <w:pBdr/>
+        <w:spacing/>
+        <w:ind/>
+      </w:pPr>
+      <w:tblPr>
+        <w:tblBorders/>
+      </w:tblPr>
+      <w:tcPr>
+        <w:shd w:val="clear" w:color="ffffff"/>
+        <w:tcBorders>
+          <w:top w:val="none" w:color="000000" w:sz="4" w:space="0"/>
+          <w:left w:val="none" w:color="000000" w:sz="4" w:space="0"/>
+          <w:bottom w:val="none" w:color="000000" w:sz="4" w:space="0"/>
+          <w:right w:val="none" w:color="000000" w:sz="4" w:space="0"/>
+        </w:tcBorders>
+      </w:tcPr>
+    </w:tblStylePr>
+    <w:tblStylePr w:type="lastRow">
+      <w:rPr>
+        <w:b/>
+        <w:color w:val="404040"/>
+      </w:rPr>
+      <w:pPr>
+        <w:pBdr/>
+        <w:spacing/>
+        <w:ind/>
+      </w:pPr>
+      <w:tblPr>
+        <w:tblBorders/>
+      </w:tblPr>
+      <w:tcPr>
+        <w:shd w:val="clear" w:color="ffffff"/>
+        <w:tcBorders>
+          <w:top w:val="none" w:color="000000" w:sz="4" w:space="0"/>
+          <w:left w:val="none" w:color="000000" w:sz="4" w:space="0"/>
+          <w:bottom w:val="none" w:color="000000" w:sz="4" w:space="0"/>
+          <w:right w:val="none" w:color="000000" w:sz="4" w:space="0"/>
+        </w:tcBorders>
+      </w:tcPr>
+    </w:tblStylePr>
     <w:tblStylePr w:type="nwCell">
       <w:pPr>
         <w:pBdr/>
@@ -8310,9 +8475,9 @@
       </w:tcPr>
     </w:tblStylePr>
   </w:style>
-  <w:style w:type="table" w:styleId="39">
+  <w:style w:type="table" w:styleId="762">
     <w:name w:val="Grid Table 3 - Accent 6"/>
-    <w:basedOn w:val="737"/>
+    <w:basedOn w:val="921"/>
     <w:uiPriority w:val="99"/>
     <w:pPr>
       <w:pBdr/>
@@ -8411,29 +8576,6 @@
         <w:tblBorders/>
       </w:tblPr>
       <w:tcPr>
-        <w:shd w:color="ffffff"/>
-        <w:tcBorders>
-          <w:top w:val="none" w:color="000000" w:sz="4" w:space="0"/>
-          <w:left w:val="none" w:color="000000" w:sz="4" w:space="0"/>
-          <w:bottom w:val="none" w:color="000000" w:sz="4" w:space="0"/>
-          <w:right w:val="none" w:color="000000" w:sz="4" w:space="0"/>
-        </w:tcBorders>
-      </w:tcPr>
-    </w:tblStylePr>
-    <w:tblStylePr w:type="firstRow">
-      <w:rPr>
-        <w:b/>
-        <w:color w:val="404040"/>
-      </w:rPr>
-      <w:pPr>
-        <w:pBdr/>
-        <w:spacing/>
-        <w:ind/>
-      </w:pPr>
-      <w:tblPr>
-        <w:tblBorders/>
-      </w:tblPr>
-      <w:tcPr>
         <w:shd w:val="clear" w:color="ffffff"/>
         <w:tcBorders>
           <w:top w:val="none" w:color="000000" w:sz="4" w:space="0"/>
@@ -8443,30 +8585,7 @@
         </w:tcBorders>
       </w:tcPr>
     </w:tblStylePr>
-    <w:tblStylePr w:type="lastCol">
-      <w:rPr>
-        <w:i/>
-        <w:color w:val="404040"/>
-      </w:rPr>
-      <w:pPr>
-        <w:pBdr/>
-        <w:spacing/>
-        <w:ind/>
-      </w:pPr>
-      <w:tblPr>
-        <w:tblBorders/>
-      </w:tblPr>
-      <w:tcPr>
-        <w:shd w:color="ffffff"/>
-        <w:tcBorders>
-          <w:top w:val="none" w:color="000000" w:sz="4" w:space="0"/>
-          <w:left w:val="none" w:color="000000" w:sz="4" w:space="0"/>
-          <w:bottom w:val="none" w:color="000000" w:sz="4" w:space="0"/>
-          <w:right w:val="none" w:color="000000" w:sz="4" w:space="0"/>
-        </w:tcBorders>
-      </w:tcPr>
-    </w:tblStylePr>
-    <w:tblStylePr w:type="lastRow">
+    <w:tblStylePr w:type="firstRow">
       <w:rPr>
         <w:b/>
         <w:color w:val="404040"/>
@@ -8489,6 +8608,52 @@
         </w:tcBorders>
       </w:tcPr>
     </w:tblStylePr>
+    <w:tblStylePr w:type="lastCol">
+      <w:rPr>
+        <w:i/>
+        <w:color w:val="404040"/>
+      </w:rPr>
+      <w:pPr>
+        <w:pBdr/>
+        <w:spacing/>
+        <w:ind/>
+      </w:pPr>
+      <w:tblPr>
+        <w:tblBorders/>
+      </w:tblPr>
+      <w:tcPr>
+        <w:shd w:val="clear" w:color="ffffff"/>
+        <w:tcBorders>
+          <w:top w:val="none" w:color="000000" w:sz="4" w:space="0"/>
+          <w:left w:val="none" w:color="000000" w:sz="4" w:space="0"/>
+          <w:bottom w:val="none" w:color="000000" w:sz="4" w:space="0"/>
+          <w:right w:val="none" w:color="000000" w:sz="4" w:space="0"/>
+        </w:tcBorders>
+      </w:tcPr>
+    </w:tblStylePr>
+    <w:tblStylePr w:type="lastRow">
+      <w:rPr>
+        <w:b/>
+        <w:color w:val="404040"/>
+      </w:rPr>
+      <w:pPr>
+        <w:pBdr/>
+        <w:spacing/>
+        <w:ind/>
+      </w:pPr>
+      <w:tblPr>
+        <w:tblBorders/>
+      </w:tblPr>
+      <w:tcPr>
+        <w:shd w:val="clear" w:color="ffffff"/>
+        <w:tcBorders>
+          <w:top w:val="none" w:color="000000" w:sz="4" w:space="0"/>
+          <w:left w:val="none" w:color="000000" w:sz="4" w:space="0"/>
+          <w:bottom w:val="none" w:color="000000" w:sz="4" w:space="0"/>
+          <w:right w:val="none" w:color="000000" w:sz="4" w:space="0"/>
+        </w:tcBorders>
+      </w:tcPr>
+    </w:tblStylePr>
     <w:tblStylePr w:type="nwCell">
       <w:pPr>
         <w:pBdr/>
@@ -8555,9 +8720,9 @@
       </w:tcPr>
     </w:tblStylePr>
   </w:style>
-  <w:style w:type="table" w:styleId="40">
+  <w:style w:type="table" w:styleId="763">
     <w:name w:val="Grid Table 4"/>
-    <w:basedOn w:val="737"/>
+    <w:basedOn w:val="921"/>
     <w:uiPriority w:val="59"/>
     <w:pPr>
       <w:pBdr/>
@@ -8788,9 +8953,9 @@
       </w:tcPr>
     </w:tblStylePr>
   </w:style>
-  <w:style w:type="table" w:styleId="41">
+  <w:style w:type="table" w:styleId="764">
     <w:name w:val="Grid Table 4 - Accent 1"/>
-    <w:basedOn w:val="737"/>
+    <w:basedOn w:val="921"/>
     <w:uiPriority w:val="59"/>
     <w:pPr>
       <w:pBdr/>
@@ -9021,9 +9186,9 @@
       </w:tcPr>
     </w:tblStylePr>
   </w:style>
-  <w:style w:type="table" w:styleId="42">
+  <w:style w:type="table" w:styleId="765">
     <w:name w:val="Grid Table 4 - Accent 2"/>
-    <w:basedOn w:val="737"/>
+    <w:basedOn w:val="921"/>
     <w:uiPriority w:val="59"/>
     <w:pPr>
       <w:pBdr/>
@@ -9254,9 +9419,9 @@
       </w:tcPr>
     </w:tblStylePr>
   </w:style>
-  <w:style w:type="table" w:styleId="43">
+  <w:style w:type="table" w:styleId="766">
     <w:name w:val="Grid Table 4 - Accent 3"/>
-    <w:basedOn w:val="737"/>
+    <w:basedOn w:val="921"/>
     <w:uiPriority w:val="59"/>
     <w:pPr>
       <w:pBdr/>
@@ -9487,9 +9652,9 @@
       </w:tcPr>
     </w:tblStylePr>
   </w:style>
-  <w:style w:type="table" w:styleId="44">
+  <w:style w:type="table" w:styleId="767">
     <w:name w:val="Grid Table 4 - Accent 4"/>
-    <w:basedOn w:val="737"/>
+    <w:basedOn w:val="921"/>
     <w:uiPriority w:val="59"/>
     <w:pPr>
       <w:pBdr/>
@@ -9720,9 +9885,9 @@
       </w:tcPr>
     </w:tblStylePr>
   </w:style>
-  <w:style w:type="table" w:styleId="45">
+  <w:style w:type="table" w:styleId="768">
     <w:name w:val="Grid Table 4 - Accent 5"/>
-    <w:basedOn w:val="737"/>
+    <w:basedOn w:val="921"/>
     <w:uiPriority w:val="59"/>
     <w:pPr>
       <w:pBdr/>
@@ -9953,9 +10118,9 @@
       </w:tcPr>
     </w:tblStylePr>
   </w:style>
-  <w:style w:type="table" w:styleId="46">
+  <w:style w:type="table" w:styleId="769">
     <w:name w:val="Grid Table 4 - Accent 6"/>
-    <w:basedOn w:val="737"/>
+    <w:basedOn w:val="921"/>
     <w:uiPriority w:val="59"/>
     <w:pPr>
       <w:pBdr/>
@@ -10186,9 +10351,9 @@
       </w:tcPr>
     </w:tblStylePr>
   </w:style>
-  <w:style w:type="table" w:styleId="47">
+  <w:style w:type="table" w:styleId="770">
     <w:name w:val="Grid Table 5 Dark"/>
-    <w:basedOn w:val="737"/>
+    <w:basedOn w:val="921"/>
     <w:uiPriority w:val="99"/>
     <w:pPr>
       <w:pBdr/>
@@ -10414,9 +10579,9 @@
       </w:tcPr>
     </w:tblStylePr>
   </w:style>
-  <w:style w:type="table" w:styleId="48">
+  <w:style w:type="table" w:styleId="771">
     <w:name w:val="Grid Table 5 Dark- Accent 1"/>
-    <w:basedOn w:val="737"/>
+    <w:basedOn w:val="921"/>
     <w:uiPriority w:val="99"/>
     <w:pPr>
       <w:pBdr/>
@@ -10642,9 +10807,9 @@
       </w:tcPr>
     </w:tblStylePr>
   </w:style>
-  <w:style w:type="table" w:styleId="49">
+  <w:style w:type="table" w:styleId="772">
     <w:name w:val="Grid Table 5 Dark - Accent 2"/>
-    <w:basedOn w:val="737"/>
+    <w:basedOn w:val="921"/>
     <w:uiPriority w:val="99"/>
     <w:pPr>
       <w:pBdr/>
@@ -10870,9 +11035,9 @@
       </w:tcPr>
     </w:tblStylePr>
   </w:style>
-  <w:style w:type="table" w:styleId="50">
+  <w:style w:type="table" w:styleId="773">
     <w:name w:val="Grid Table 5 Dark - Accent 3"/>
-    <w:basedOn w:val="737"/>
+    <w:basedOn w:val="921"/>
     <w:uiPriority w:val="99"/>
     <w:pPr>
       <w:pBdr/>
@@ -11098,9 +11263,9 @@
       </w:tcPr>
     </w:tblStylePr>
   </w:style>
-  <w:style w:type="table" w:styleId="51">
+  <w:style w:type="table" w:styleId="774">
     <w:name w:val="Grid Table 5 Dark- Accent 4"/>
-    <w:basedOn w:val="737"/>
+    <w:basedOn w:val="921"/>
     <w:uiPriority w:val="99"/>
     <w:pPr>
       <w:pBdr/>
@@ -11326,9 +11491,9 @@
       </w:tcPr>
     </w:tblStylePr>
   </w:style>
-  <w:style w:type="table" w:styleId="52">
+  <w:style w:type="table" w:styleId="775">
     <w:name w:val="Grid Table 5 Dark - Accent 5"/>
-    <w:basedOn w:val="737"/>
+    <w:basedOn w:val="921"/>
     <w:uiPriority w:val="99"/>
     <w:pPr>
       <w:pBdr/>
@@ -11554,9 +11719,9 @@
       </w:tcPr>
     </w:tblStylePr>
   </w:style>
-  <w:style w:type="table" w:styleId="53">
+  <w:style w:type="table" w:styleId="776">
     <w:name w:val="Grid Table 5 Dark - Accent 6"/>
-    <w:basedOn w:val="737"/>
+    <w:basedOn w:val="921"/>
     <w:uiPriority w:val="99"/>
     <w:pPr>
       <w:pBdr/>
@@ -11782,9 +11947,9 @@
       </w:tcPr>
     </w:tblStylePr>
   </w:style>
-  <w:style w:type="table" w:styleId="54">
+  <w:style w:type="table" w:styleId="777">
     <w:name w:val="Grid Table 6 Colorful"/>
-    <w:basedOn w:val="737"/>
+    <w:basedOn w:val="921"/>
     <w:uiPriority w:val="99"/>
     <w:pPr>
       <w:pBdr/>
@@ -12012,9 +12177,9 @@
       </w:tcPr>
     </w:tblStylePr>
   </w:style>
-  <w:style w:type="table" w:styleId="55">
+  <w:style w:type="table" w:styleId="778">
     <w:name w:val="Grid Table 6 Colorful - Accent 1"/>
-    <w:basedOn w:val="737"/>
+    <w:basedOn w:val="921"/>
     <w:uiPriority w:val="99"/>
     <w:pPr>
       <w:pBdr/>
@@ -12242,9 +12407,9 @@
       </w:tcPr>
     </w:tblStylePr>
   </w:style>
-  <w:style w:type="table" w:styleId="56">
+  <w:style w:type="table" w:styleId="779">
     <w:name w:val="Grid Table 6 Colorful - Accent 2"/>
-    <w:basedOn w:val="737"/>
+    <w:basedOn w:val="921"/>
     <w:uiPriority w:val="99"/>
     <w:pPr>
       <w:pBdr/>
@@ -12472,9 +12637,9 @@
       </w:tcPr>
     </w:tblStylePr>
   </w:style>
-  <w:style w:type="table" w:styleId="57">
+  <w:style w:type="table" w:styleId="780">
     <w:name w:val="Grid Table 6 Colorful - Accent 3"/>
-    <w:basedOn w:val="737"/>
+    <w:basedOn w:val="921"/>
     <w:uiPriority w:val="99"/>
     <w:pPr>
       <w:pBdr/>
@@ -12702,9 +12867,9 @@
       </w:tcPr>
     </w:tblStylePr>
   </w:style>
-  <w:style w:type="table" w:styleId="58">
+  <w:style w:type="table" w:styleId="781">
     <w:name w:val="Grid Table 6 Colorful - Accent 4"/>
-    <w:basedOn w:val="737"/>
+    <w:basedOn w:val="921"/>
     <w:uiPriority w:val="99"/>
     <w:pPr>
       <w:pBdr/>
@@ -12932,9 +13097,9 @@
       </w:tcPr>
     </w:tblStylePr>
   </w:style>
-  <w:style w:type="table" w:styleId="59">
+  <w:style w:type="table" w:styleId="782">
     <w:name w:val="Grid Table 6 Colorful - Accent 5"/>
-    <w:basedOn w:val="737"/>
+    <w:basedOn w:val="921"/>
     <w:uiPriority w:val="99"/>
     <w:pPr>
       <w:pBdr/>
@@ -13162,9 +13327,9 @@
       </w:tcPr>
     </w:tblStylePr>
   </w:style>
-  <w:style w:type="table" w:styleId="60">
+  <w:style w:type="table" w:styleId="783">
     <w:name w:val="Grid Table 6 Colorful - Accent 6"/>
-    <w:basedOn w:val="737"/>
+    <w:basedOn w:val="921"/>
     <w:uiPriority w:val="99"/>
     <w:pPr>
       <w:pBdr/>
@@ -13392,9 +13557,9 @@
       </w:tcPr>
     </w:tblStylePr>
   </w:style>
-  <w:style w:type="table" w:styleId="61">
+  <w:style w:type="table" w:styleId="784">
     <w:name w:val="Grid Table 7 Colorful"/>
-    <w:basedOn w:val="737"/>
+    <w:basedOn w:val="921"/>
     <w:uiPriority w:val="99"/>
     <w:pPr>
       <w:pBdr/>
@@ -13496,11 +13661,11 @@
         <w:tblBorders/>
       </w:tblPr>
       <w:tcPr>
-        <w:shd w:color="ffffff"/>
+        <w:shd w:val="clear" w:color="ffffff"/>
         <w:tcBorders>
-          <w:top w:val="none"/>
-          <w:left w:val="none"/>
-          <w:bottom w:val="none"/>
+          <w:top w:val="none" w:color="000000" w:sz="4" w:space="0"/>
+          <w:left w:val="none" w:color="000000" w:sz="4" w:space="0"/>
+          <w:bottom w:val="none" w:color="000000" w:sz="4" w:space="0"/>
           <w:right w:val="single" w:color="000000" w:themeColor="text1" w:themeTint="80" w:sz="4" w:space="0"/>
         </w:tcBorders>
       </w:tcPr>
@@ -13523,10 +13688,10 @@
       <w:tcPr>
         <w:shd w:val="clear" w:color="ffffff" w:themeColor="light1" w:fill="ffffff" w:themeFill="light1"/>
         <w:tcBorders>
-          <w:top w:val="none"/>
-          <w:left w:val="none"/>
+          <w:top w:val="none" w:color="000000" w:sz="4" w:space="0"/>
+          <w:left w:val="none" w:color="000000" w:sz="4" w:space="0"/>
           <w:bottom w:val="single" w:color="000000" w:themeColor="text1" w:themeTint="80" w:sz="4" w:space="0"/>
-          <w:right w:val="none"/>
+          <w:right w:val="none" w:color="000000" w:sz="4" w:space="0"/>
         </w:tcBorders>
       </w:tcPr>
     </w:tblStylePr>
@@ -13546,12 +13711,12 @@
         <w:tblBorders/>
       </w:tblPr>
       <w:tcPr>
-        <w:shd w:color="ffffff"/>
+        <w:shd w:val="clear" w:color="ffffff"/>
         <w:tcBorders>
-          <w:top w:val="none"/>
+          <w:top w:val="none" w:color="000000" w:sz="4" w:space="0"/>
           <w:left w:val="single" w:color="000000" w:themeColor="text1" w:themeTint="80" w:sz="4" w:space="0"/>
-          <w:bottom w:val="none"/>
-          <w:right w:val="none"/>
+          <w:bottom w:val="none" w:color="000000" w:sz="4" w:space="0"/>
+          <w:right w:val="none" w:color="000000" w:sz="4" w:space="0"/>
         </w:tcBorders>
       </w:tcPr>
     </w:tblStylePr>
@@ -13574,9 +13739,9 @@
         <w:shd w:val="clear" w:color="ffffff" w:themeColor="light1" w:fill="ffffff" w:themeFill="light1"/>
         <w:tcBorders>
           <w:top w:val="single" w:color="000000" w:themeColor="text1" w:themeTint="80" w:sz="4" w:space="0"/>
-          <w:left w:val="none"/>
-          <w:bottom w:val="none"/>
-          <w:right w:val="none"/>
+          <w:left w:val="none" w:color="000000" w:sz="4" w:space="0"/>
+          <w:bottom w:val="none" w:color="000000" w:sz="4" w:space="0"/>
+          <w:right w:val="none" w:color="000000" w:sz="4" w:space="0"/>
         </w:tcBorders>
       </w:tcPr>
     </w:tblStylePr>
@@ -13646,9 +13811,9 @@
       </w:tcPr>
     </w:tblStylePr>
   </w:style>
-  <w:style w:type="table" w:styleId="62">
+  <w:style w:type="table" w:styleId="785">
     <w:name w:val="Grid Table 7 Colorful - Accent 1"/>
-    <w:basedOn w:val="737"/>
+    <w:basedOn w:val="921"/>
     <w:uiPriority w:val="99"/>
     <w:pPr>
       <w:pBdr/>
@@ -13750,11 +13915,11 @@
         <w:tblBorders/>
       </w:tblPr>
       <w:tcPr>
-        <w:shd w:color="ffffff"/>
+        <w:shd w:val="clear" w:color="ffffff"/>
         <w:tcBorders>
-          <w:top w:val="none"/>
-          <w:left w:val="none"/>
-          <w:bottom w:val="none"/>
+          <w:top w:val="none" w:color="000000" w:sz="4" w:space="0"/>
+          <w:left w:val="none" w:color="000000" w:sz="4" w:space="0"/>
+          <w:bottom w:val="none" w:color="000000" w:sz="4" w:space="0"/>
           <w:right w:val="single" w:color="000000" w:themeColor="accent1" w:themeTint="80" w:sz="4" w:space="0"/>
         </w:tcBorders>
       </w:tcPr>
@@ -13777,10 +13942,10 @@
       <w:tcPr>
         <w:shd w:val="clear" w:color="ffffff" w:themeColor="light1" w:fill="ffffff" w:themeFill="light1"/>
         <w:tcBorders>
-          <w:top w:val="none"/>
-          <w:left w:val="none"/>
+          <w:top w:val="none" w:color="000000" w:sz="4" w:space="0"/>
+          <w:left w:val="none" w:color="000000" w:sz="4" w:space="0"/>
           <w:bottom w:val="single" w:color="000000" w:themeColor="accent1" w:themeTint="80" w:sz="4" w:space="0"/>
-          <w:right w:val="none"/>
+          <w:right w:val="none" w:color="000000" w:sz="4" w:space="0"/>
         </w:tcBorders>
       </w:tcPr>
     </w:tblStylePr>
@@ -13800,12 +13965,12 @@
         <w:tblBorders/>
       </w:tblPr>
       <w:tcPr>
-        <w:shd w:color="ffffff"/>
+        <w:shd w:val="clear" w:color="ffffff"/>
         <w:tcBorders>
-          <w:top w:val="none"/>
+          <w:top w:val="none" w:color="000000" w:sz="4" w:space="0"/>
           <w:left w:val="single" w:color="000000" w:themeColor="accent1" w:themeTint="80" w:sz="4" w:space="0"/>
-          <w:bottom w:val="none"/>
-          <w:right w:val="none"/>
+          <w:bottom w:val="none" w:color="000000" w:sz="4" w:space="0"/>
+          <w:right w:val="none" w:color="000000" w:sz="4" w:space="0"/>
         </w:tcBorders>
       </w:tcPr>
     </w:tblStylePr>
@@ -13828,9 +13993,9 @@
         <w:shd w:val="clear" w:color="ffffff" w:themeColor="light1" w:fill="ffffff" w:themeFill="light1"/>
         <w:tcBorders>
           <w:top w:val="single" w:color="000000" w:themeColor="accent1" w:themeTint="80" w:sz="4" w:space="0"/>
-          <w:left w:val="none"/>
-          <w:bottom w:val="none"/>
-          <w:right w:val="none"/>
+          <w:left w:val="none" w:color="000000" w:sz="4" w:space="0"/>
+          <w:bottom w:val="none" w:color="000000" w:sz="4" w:space="0"/>
+          <w:right w:val="none" w:color="000000" w:sz="4" w:space="0"/>
         </w:tcBorders>
       </w:tcPr>
     </w:tblStylePr>
@@ -13900,9 +14065,9 @@
       </w:tcPr>
     </w:tblStylePr>
   </w:style>
-  <w:style w:type="table" w:styleId="63">
+  <w:style w:type="table" w:styleId="786">
     <w:name w:val="Grid Table 7 Colorful - Accent 2"/>
-    <w:basedOn w:val="737"/>
+    <w:basedOn w:val="921"/>
     <w:uiPriority w:val="99"/>
     <w:pPr>
       <w:pBdr/>
@@ -14004,11 +14169,11 @@
         <w:tblBorders/>
       </w:tblPr>
       <w:tcPr>
-        <w:shd w:color="ffffff"/>
+        <w:shd w:val="clear" w:color="ffffff"/>
         <w:tcBorders>
-          <w:top w:val="none"/>
-          <w:left w:val="none"/>
-          <w:bottom w:val="none"/>
+          <w:top w:val="none" w:color="000000" w:sz="4" w:space="0"/>
+          <w:left w:val="none" w:color="000000" w:sz="4" w:space="0"/>
+          <w:bottom w:val="none" w:color="000000" w:sz="4" w:space="0"/>
           <w:right w:val="single" w:color="000000" w:themeColor="accent2" w:themeTint="97" w:sz="4" w:space="0"/>
         </w:tcBorders>
       </w:tcPr>
@@ -14031,10 +14196,10 @@
       <w:tcPr>
         <w:shd w:val="clear" w:color="ffffff" w:themeColor="light1" w:fill="ffffff" w:themeFill="light1"/>
         <w:tcBorders>
-          <w:top w:val="none"/>
-          <w:left w:val="none"/>
+          <w:top w:val="none" w:color="000000" w:sz="4" w:space="0"/>
+          <w:left w:val="none" w:color="000000" w:sz="4" w:space="0"/>
           <w:bottom w:val="single" w:color="000000" w:themeColor="accent2" w:themeTint="97" w:sz="4" w:space="0"/>
-          <w:right w:val="none"/>
+          <w:right w:val="none" w:color="000000" w:sz="4" w:space="0"/>
         </w:tcBorders>
       </w:tcPr>
     </w:tblStylePr>
@@ -14054,12 +14219,12 @@
         <w:tblBorders/>
       </w:tblPr>
       <w:tcPr>
-        <w:shd w:color="ffffff"/>
+        <w:shd w:val="clear" w:color="ffffff"/>
         <w:tcBorders>
-          <w:top w:val="none"/>
+          <w:top w:val="none" w:color="000000" w:sz="4" w:space="0"/>
           <w:left w:val="single" w:color="000000" w:themeColor="accent2" w:themeTint="97" w:sz="4" w:space="0"/>
-          <w:bottom w:val="none"/>
-          <w:right w:val="none"/>
+          <w:bottom w:val="none" w:color="000000" w:sz="4" w:space="0"/>
+          <w:right w:val="none" w:color="000000" w:sz="4" w:space="0"/>
         </w:tcBorders>
       </w:tcPr>
     </w:tblStylePr>
@@ -14082,9 +14247,9 @@
         <w:shd w:val="clear" w:color="ffffff" w:themeColor="light1" w:fill="ffffff" w:themeFill="light1"/>
         <w:tcBorders>
           <w:top w:val="single" w:color="000000" w:themeColor="accent2" w:themeTint="97" w:sz="4" w:space="0"/>
-          <w:left w:val="none"/>
-          <w:bottom w:val="none"/>
-          <w:right w:val="none"/>
+          <w:left w:val="none" w:color="000000" w:sz="4" w:space="0"/>
+          <w:bottom w:val="none" w:color="000000" w:sz="4" w:space="0"/>
+          <w:right w:val="none" w:color="000000" w:sz="4" w:space="0"/>
         </w:tcBorders>
       </w:tcPr>
     </w:tblStylePr>
@@ -14154,9 +14319,9 @@
       </w:tcPr>
     </w:tblStylePr>
   </w:style>
-  <w:style w:type="table" w:styleId="64">
+  <w:style w:type="table" w:styleId="787">
     <w:name w:val="Grid Table 7 Colorful - Accent 3"/>
-    <w:basedOn w:val="737"/>
+    <w:basedOn w:val="921"/>
     <w:uiPriority w:val="99"/>
     <w:pPr>
       <w:pBdr/>
@@ -14258,11 +14423,11 @@
         <w:tblBorders/>
       </w:tblPr>
       <w:tcPr>
-        <w:shd w:color="ffffff"/>
+        <w:shd w:val="clear" w:color="ffffff"/>
         <w:tcBorders>
-          <w:top w:val="none"/>
-          <w:left w:val="none"/>
-          <w:bottom w:val="none"/>
+          <w:top w:val="none" w:color="000000" w:sz="4" w:space="0"/>
+          <w:left w:val="none" w:color="000000" w:sz="4" w:space="0"/>
+          <w:bottom w:val="none" w:color="000000" w:sz="4" w:space="0"/>
           <w:right w:val="single" w:color="000000" w:themeColor="accent3" w:themeTint="FE" w:sz="4" w:space="0"/>
         </w:tcBorders>
       </w:tcPr>
@@ -14285,10 +14450,10 @@
       <w:tcPr>
         <w:shd w:val="clear" w:color="ffffff" w:themeColor="light1" w:fill="ffffff" w:themeFill="light1"/>
         <w:tcBorders>
-          <w:top w:val="none"/>
-          <w:left w:val="none"/>
+          <w:top w:val="none" w:color="000000" w:sz="4" w:space="0"/>
+          <w:left w:val="none" w:color="000000" w:sz="4" w:space="0"/>
           <w:bottom w:val="single" w:color="000000" w:themeColor="accent3" w:themeTint="FE" w:sz="4" w:space="0"/>
-          <w:right w:val="none"/>
+          <w:right w:val="none" w:color="000000" w:sz="4" w:space="0"/>
         </w:tcBorders>
       </w:tcPr>
     </w:tblStylePr>
@@ -14308,12 +14473,12 @@
         <w:tblBorders/>
       </w:tblPr>
       <w:tcPr>
-        <w:shd w:color="ffffff"/>
+        <w:shd w:val="clear" w:color="ffffff"/>
         <w:tcBorders>
-          <w:top w:val="none"/>
+          <w:top w:val="none" w:color="000000" w:sz="4" w:space="0"/>
           <w:left w:val="single" w:color="000000" w:themeColor="accent3" w:themeTint="FE" w:sz="4" w:space="0"/>
-          <w:bottom w:val="none"/>
-          <w:right w:val="none"/>
+          <w:bottom w:val="none" w:color="000000" w:sz="4" w:space="0"/>
+          <w:right w:val="none" w:color="000000" w:sz="4" w:space="0"/>
         </w:tcBorders>
       </w:tcPr>
     </w:tblStylePr>
@@ -14336,9 +14501,9 @@
         <w:shd w:val="clear" w:color="ffffff" w:themeColor="light1" w:fill="ffffff" w:themeFill="light1"/>
         <w:tcBorders>
           <w:top w:val="single" w:color="000000" w:themeColor="accent3" w:themeTint="FE" w:sz="4" w:space="0"/>
-          <w:left w:val="none"/>
-          <w:bottom w:val="none"/>
-          <w:right w:val="none"/>
+          <w:left w:val="none" w:color="000000" w:sz="4" w:space="0"/>
+          <w:bottom w:val="none" w:color="000000" w:sz="4" w:space="0"/>
+          <w:right w:val="none" w:color="000000" w:sz="4" w:space="0"/>
         </w:tcBorders>
       </w:tcPr>
     </w:tblStylePr>
@@ -14408,9 +14573,9 @@
       </w:tcPr>
     </w:tblStylePr>
   </w:style>
-  <w:style w:type="table" w:styleId="65">
+  <w:style w:type="table" w:styleId="788">
     <w:name w:val="Grid Table 7 Colorful - Accent 4"/>
-    <w:basedOn w:val="737"/>
+    <w:basedOn w:val="921"/>
     <w:uiPriority w:val="99"/>
     <w:pPr>
       <w:pBdr/>
@@ -14512,11 +14677,11 @@
         <w:tblBorders/>
       </w:tblPr>
       <w:tcPr>
-        <w:shd w:color="ffffff"/>
+        <w:shd w:val="clear" w:color="ffffff"/>
         <w:tcBorders>
-          <w:top w:val="none"/>
-          <w:left w:val="none"/>
-          <w:bottom w:val="none"/>
+          <w:top w:val="none" w:color="000000" w:sz="4" w:space="0"/>
+          <w:left w:val="none" w:color="000000" w:sz="4" w:space="0"/>
+          <w:bottom w:val="none" w:color="000000" w:sz="4" w:space="0"/>
           <w:right w:val="single" w:color="000000" w:themeColor="accent4" w:themeTint="9A" w:sz="4" w:space="0"/>
         </w:tcBorders>
       </w:tcPr>
@@ -14539,10 +14704,10 @@
       <w:tcPr>
         <w:shd w:val="clear" w:color="ffffff" w:themeColor="light1" w:fill="ffffff" w:themeFill="light1"/>
         <w:tcBorders>
-          <w:top w:val="none"/>
-          <w:left w:val="none"/>
+          <w:top w:val="none" w:color="000000" w:sz="4" w:space="0"/>
+          <w:left w:val="none" w:color="000000" w:sz="4" w:space="0"/>
           <w:bottom w:val="single" w:color="000000" w:themeColor="accent4" w:themeTint="9A" w:sz="4" w:space="0"/>
-          <w:right w:val="none"/>
+          <w:right w:val="none" w:color="000000" w:sz="4" w:space="0"/>
         </w:tcBorders>
       </w:tcPr>
     </w:tblStylePr>
@@ -14562,12 +14727,12 @@
         <w:tblBorders/>
       </w:tblPr>
       <w:tcPr>
-        <w:shd w:color="ffffff"/>
+        <w:shd w:val="clear" w:color="ffffff"/>
         <w:tcBorders>
-          <w:top w:val="none"/>
+          <w:top w:val="none" w:color="000000" w:sz="4" w:space="0"/>
           <w:left w:val="single" w:color="000000" w:themeColor="accent4" w:themeTint="9A" w:sz="4" w:space="0"/>
-          <w:bottom w:val="none"/>
-          <w:right w:val="none"/>
+          <w:bottom w:val="none" w:color="000000" w:sz="4" w:space="0"/>
+          <w:right w:val="none" w:color="000000" w:sz="4" w:space="0"/>
         </w:tcBorders>
       </w:tcPr>
     </w:tblStylePr>
@@ -14590,9 +14755,9 @@
         <w:shd w:val="clear" w:color="ffffff" w:themeColor="light1" w:fill="ffffff" w:themeFill="light1"/>
         <w:tcBorders>
           <w:top w:val="single" w:color="000000" w:themeColor="accent4" w:themeTint="9A" w:sz="4" w:space="0"/>
-          <w:left w:val="none"/>
-          <w:bottom w:val="none"/>
-          <w:right w:val="none"/>
+          <w:left w:val="none" w:color="000000" w:sz="4" w:space="0"/>
+          <w:bottom w:val="none" w:color="000000" w:sz="4" w:space="0"/>
+          <w:right w:val="none" w:color="000000" w:sz="4" w:space="0"/>
         </w:tcBorders>
       </w:tcPr>
     </w:tblStylePr>
@@ -14662,9 +14827,9 @@
       </w:tcPr>
     </w:tblStylePr>
   </w:style>
-  <w:style w:type="table" w:styleId="66">
+  <w:style w:type="table" w:styleId="789">
     <w:name w:val="Grid Table 7 Colorful - Accent 5"/>
-    <w:basedOn w:val="737"/>
+    <w:basedOn w:val="921"/>
     <w:uiPriority w:val="99"/>
     <w:pPr>
       <w:pBdr/>
@@ -14766,11 +14931,11 @@
         <w:tblBorders/>
       </w:tblPr>
       <w:tcPr>
-        <w:shd w:color="ffffff"/>
+        <w:shd w:val="clear" w:color="ffffff"/>
         <w:tcBorders>
-          <w:top w:val="none"/>
-          <w:left w:val="none"/>
-          <w:bottom w:val="none"/>
+          <w:top w:val="none" w:color="000000" w:sz="4" w:space="0"/>
+          <w:left w:val="none" w:color="000000" w:sz="4" w:space="0"/>
+          <w:bottom w:val="none" w:color="000000" w:sz="4" w:space="0"/>
           <w:right w:val="single" w:color="000000" w:themeColor="accent5" w:themeTint="90" w:sz="4" w:space="0"/>
         </w:tcBorders>
       </w:tcPr>
@@ -14793,10 +14958,10 @@
       <w:tcPr>
         <w:shd w:val="clear" w:color="ffffff" w:themeColor="light1" w:fill="ffffff" w:themeFill="light1"/>
         <w:tcBorders>
-          <w:top w:val="none"/>
-          <w:left w:val="none"/>
+          <w:top w:val="none" w:color="000000" w:sz="4" w:space="0"/>
+          <w:left w:val="none" w:color="000000" w:sz="4" w:space="0"/>
           <w:bottom w:val="single" w:color="000000" w:themeColor="accent5" w:themeTint="90" w:sz="4" w:space="0"/>
-          <w:right w:val="none"/>
+          <w:right w:val="none" w:color="000000" w:sz="4" w:space="0"/>
         </w:tcBorders>
       </w:tcPr>
     </w:tblStylePr>
@@ -14816,12 +14981,12 @@
         <w:tblBorders/>
       </w:tblPr>
       <w:tcPr>
-        <w:shd w:color="ffffff"/>
+        <w:shd w:val="clear" w:color="ffffff"/>
         <w:tcBorders>
-          <w:top w:val="none"/>
+          <w:top w:val="none" w:color="000000" w:sz="4" w:space="0"/>
           <w:left w:val="single" w:color="000000" w:themeColor="accent5" w:themeTint="90" w:sz="4" w:space="0"/>
-          <w:bottom w:val="none"/>
-          <w:right w:val="none"/>
+          <w:bottom w:val="none" w:color="000000" w:sz="4" w:space="0"/>
+          <w:right w:val="none" w:color="000000" w:sz="4" w:space="0"/>
         </w:tcBorders>
       </w:tcPr>
     </w:tblStylePr>
@@ -14844,9 +15009,9 @@
         <w:shd w:val="clear" w:color="ffffff" w:themeColor="light1" w:fill="ffffff" w:themeFill="light1"/>
         <w:tcBorders>
           <w:top w:val="single" w:color="000000" w:themeColor="accent5" w:themeTint="90" w:sz="4" w:space="0"/>
-          <w:left w:val="none"/>
-          <w:bottom w:val="none"/>
-          <w:right w:val="none"/>
+          <w:left w:val="none" w:color="000000" w:sz="4" w:space="0"/>
+          <w:bottom w:val="none" w:color="000000" w:sz="4" w:space="0"/>
+          <w:right w:val="none" w:color="000000" w:sz="4" w:space="0"/>
         </w:tcBorders>
       </w:tcPr>
     </w:tblStylePr>
@@ -14916,9 +15081,9 @@
       </w:tcPr>
     </w:tblStylePr>
   </w:style>
-  <w:style w:type="table" w:styleId="67">
+  <w:style w:type="table" w:styleId="790">
     <w:name w:val="Grid Table 7 Colorful - Accent 6"/>
-    <w:basedOn w:val="737"/>
+    <w:basedOn w:val="921"/>
     <w:uiPriority w:val="99"/>
     <w:pPr>
       <w:pBdr/>
@@ -15020,11 +15185,11 @@
         <w:tblBorders/>
       </w:tblPr>
       <w:tcPr>
-        <w:shd w:color="ffffff"/>
+        <w:shd w:val="clear" w:color="ffffff"/>
         <w:tcBorders>
-          <w:top w:val="none"/>
-          <w:left w:val="none"/>
-          <w:bottom w:val="none"/>
+          <w:top w:val="none" w:color="000000" w:sz="4" w:space="0"/>
+          <w:left w:val="none" w:color="000000" w:sz="4" w:space="0"/>
+          <w:bottom w:val="none" w:color="000000" w:sz="4" w:space="0"/>
           <w:right w:val="single" w:color="000000" w:themeColor="accent6" w:themeTint="90" w:sz="4" w:space="0"/>
         </w:tcBorders>
       </w:tcPr>
@@ -15047,10 +15212,10 @@
       <w:tcPr>
         <w:shd w:val="clear" w:color="ffffff" w:themeColor="light1" w:fill="ffffff" w:themeFill="light1"/>
         <w:tcBorders>
-          <w:top w:val="none"/>
-          <w:left w:val="none"/>
+          <w:top w:val="none" w:color="000000" w:sz="4" w:space="0"/>
+          <w:left w:val="none" w:color="000000" w:sz="4" w:space="0"/>
           <w:bottom w:val="single" w:color="000000" w:themeColor="accent6" w:themeTint="90" w:sz="4" w:space="0"/>
-          <w:right w:val="none"/>
+          <w:right w:val="none" w:color="000000" w:sz="4" w:space="0"/>
         </w:tcBorders>
       </w:tcPr>
     </w:tblStylePr>
@@ -15070,12 +15235,12 @@
         <w:tblBorders/>
       </w:tblPr>
       <w:tcPr>
-        <w:shd w:color="ffffff"/>
+        <w:shd w:val="clear" w:color="ffffff"/>
         <w:tcBorders>
-          <w:top w:val="none"/>
+          <w:top w:val="none" w:color="000000" w:sz="4" w:space="0"/>
           <w:left w:val="single" w:color="000000" w:themeColor="accent6" w:themeTint="90" w:sz="4" w:space="0"/>
-          <w:bottom w:val="none"/>
-          <w:right w:val="none"/>
+          <w:bottom w:val="none" w:color="000000" w:sz="4" w:space="0"/>
+          <w:right w:val="none" w:color="000000" w:sz="4" w:space="0"/>
         </w:tcBorders>
       </w:tcPr>
     </w:tblStylePr>
@@ -15098,9 +15263,9 @@
         <w:shd w:val="clear" w:color="ffffff" w:themeColor="light1" w:fill="ffffff" w:themeFill="light1"/>
         <w:tcBorders>
           <w:top w:val="single" w:color="000000" w:themeColor="accent6" w:themeTint="90" w:sz="4" w:space="0"/>
-          <w:left w:val="none"/>
-          <w:bottom w:val="none"/>
-          <w:right w:val="none"/>
+          <w:left w:val="none" w:color="000000" w:sz="4" w:space="0"/>
+          <w:bottom w:val="none" w:color="000000" w:sz="4" w:space="0"/>
+          <w:right w:val="none" w:color="000000" w:sz="4" w:space="0"/>
         </w:tcBorders>
       </w:tcPr>
     </w:tblStylePr>
@@ -15170,9 +15335,9 @@
       </w:tcPr>
     </w:tblStylePr>
   </w:style>
-  <w:style w:type="table" w:styleId="68">
+  <w:style w:type="table" w:styleId="791">
     <w:name w:val="List Table 1 Light"/>
-    <w:basedOn w:val="737"/>
+    <w:basedOn w:val="921"/>
     <w:uiPriority w:val="99"/>
     <w:pPr>
       <w:pBdr/>
@@ -15386,9 +15551,9 @@
       </w:tcPr>
     </w:tblStylePr>
   </w:style>
-  <w:style w:type="table" w:styleId="69">
+  <w:style w:type="table" w:styleId="792">
     <w:name w:val="List Table 1 Light - Accent 1"/>
-    <w:basedOn w:val="737"/>
+    <w:basedOn w:val="921"/>
     <w:uiPriority w:val="99"/>
     <w:pPr>
       <w:pBdr/>
@@ -15602,9 +15767,9 @@
       </w:tcPr>
     </w:tblStylePr>
   </w:style>
-  <w:style w:type="table" w:styleId="70">
+  <w:style w:type="table" w:styleId="793">
     <w:name w:val="List Table 1 Light - Accent 2"/>
-    <w:basedOn w:val="737"/>
+    <w:basedOn w:val="921"/>
     <w:uiPriority w:val="99"/>
     <w:pPr>
       <w:pBdr/>
@@ -15818,9 +15983,9 @@
       </w:tcPr>
     </w:tblStylePr>
   </w:style>
-  <w:style w:type="table" w:styleId="71">
+  <w:style w:type="table" w:styleId="794">
     <w:name w:val="List Table 1 Light - Accent 3"/>
-    <w:basedOn w:val="737"/>
+    <w:basedOn w:val="921"/>
     <w:uiPriority w:val="99"/>
     <w:pPr>
       <w:pBdr/>
@@ -16034,9 +16199,9 @@
       </w:tcPr>
     </w:tblStylePr>
   </w:style>
-  <w:style w:type="table" w:styleId="72">
+  <w:style w:type="table" w:styleId="795">
     <w:name w:val="List Table 1 Light - Accent 4"/>
-    <w:basedOn w:val="737"/>
+    <w:basedOn w:val="921"/>
     <w:uiPriority w:val="99"/>
     <w:pPr>
       <w:pBdr/>
@@ -16250,9 +16415,9 @@
       </w:tcPr>
     </w:tblStylePr>
   </w:style>
-  <w:style w:type="table" w:styleId="73">
+  <w:style w:type="table" w:styleId="796">
     <w:name w:val="List Table 1 Light - Accent 5"/>
-    <w:basedOn w:val="737"/>
+    <w:basedOn w:val="921"/>
     <w:uiPriority w:val="99"/>
     <w:pPr>
       <w:pBdr/>
@@ -16466,9 +16631,9 @@
       </w:tcPr>
     </w:tblStylePr>
   </w:style>
-  <w:style w:type="table" w:styleId="74">
+  <w:style w:type="table" w:styleId="797">
     <w:name w:val="List Table 1 Light - Accent 6"/>
-    <w:basedOn w:val="737"/>
+    <w:basedOn w:val="921"/>
     <w:uiPriority w:val="99"/>
     <w:pPr>
       <w:pBdr/>
@@ -16682,9 +16847,9 @@
       </w:tcPr>
     </w:tblStylePr>
   </w:style>
-  <w:style w:type="table" w:styleId="75">
+  <w:style w:type="table" w:styleId="798">
     <w:name w:val="List Table 2"/>
-    <w:basedOn w:val="737"/>
+    <w:basedOn w:val="921"/>
     <w:uiPriority w:val="99"/>
     <w:pPr>
       <w:pBdr/>
@@ -16920,9 +17085,9 @@
       </w:tcPr>
     </w:tblStylePr>
   </w:style>
-  <w:style w:type="table" w:styleId="76">
+  <w:style w:type="table" w:styleId="799">
     <w:name w:val="List Table 2 - Accent 1"/>
-    <w:basedOn w:val="737"/>
+    <w:basedOn w:val="921"/>
     <w:uiPriority w:val="99"/>
     <w:pPr>
       <w:pBdr/>
@@ -17158,9 +17323,9 @@
       </w:tcPr>
     </w:tblStylePr>
   </w:style>
-  <w:style w:type="table" w:styleId="77">
+  <w:style w:type="table" w:styleId="800">
     <w:name w:val="List Table 2 - Accent 2"/>
-    <w:basedOn w:val="737"/>
+    <w:basedOn w:val="921"/>
     <w:uiPriority w:val="99"/>
     <w:pPr>
       <w:pBdr/>
@@ -17396,9 +17561,9 @@
       </w:tcPr>
     </w:tblStylePr>
   </w:style>
-  <w:style w:type="table" w:styleId="78">
+  <w:style w:type="table" w:styleId="801">
     <w:name w:val="List Table 2 - Accent 3"/>
-    <w:basedOn w:val="737"/>
+    <w:basedOn w:val="921"/>
     <w:uiPriority w:val="99"/>
     <w:pPr>
       <w:pBdr/>
@@ -17634,9 +17799,9 @@
       </w:tcPr>
     </w:tblStylePr>
   </w:style>
-  <w:style w:type="table" w:styleId="79">
+  <w:style w:type="table" w:styleId="802">
     <w:name w:val="List Table 2 - Accent 4"/>
-    <w:basedOn w:val="737"/>
+    <w:basedOn w:val="921"/>
     <w:uiPriority w:val="99"/>
     <w:pPr>
       <w:pBdr/>
@@ -17872,9 +18037,9 @@
       </w:tcPr>
     </w:tblStylePr>
   </w:style>
-  <w:style w:type="table" w:styleId="80">
+  <w:style w:type="table" w:styleId="803">
     <w:name w:val="List Table 2 - Accent 5"/>
-    <w:basedOn w:val="737"/>
+    <w:basedOn w:val="921"/>
     <w:uiPriority w:val="99"/>
     <w:pPr>
       <w:pBdr/>
@@ -18110,9 +18275,9 @@
       </w:tcPr>
     </w:tblStylePr>
   </w:style>
-  <w:style w:type="table" w:styleId="81">
+  <w:style w:type="table" w:styleId="804">
     <w:name w:val="List Table 2 - Accent 6"/>
-    <w:basedOn w:val="737"/>
+    <w:basedOn w:val="921"/>
     <w:uiPriority w:val="99"/>
     <w:pPr>
       <w:pBdr/>
@@ -18348,9 +18513,9 @@
       </w:tcPr>
     </w:tblStylePr>
   </w:style>
-  <w:style w:type="table" w:styleId="82">
+  <w:style w:type="table" w:styleId="805">
     <w:name w:val="List Table 3"/>
-    <w:basedOn w:val="737"/>
+    <w:basedOn w:val="921"/>
     <w:uiPriority w:val="99"/>
     <w:pPr>
       <w:pBdr/>
@@ -18576,9 +18741,9 @@
       </w:tcPr>
     </w:tblStylePr>
   </w:style>
-  <w:style w:type="table" w:styleId="83">
+  <w:style w:type="table" w:styleId="806">
     <w:name w:val="List Table 3 - Accent 1"/>
-    <w:basedOn w:val="737"/>
+    <w:basedOn w:val="921"/>
     <w:uiPriority w:val="99"/>
     <w:pPr>
       <w:pBdr/>
@@ -18804,9 +18969,9 @@
       </w:tcPr>
     </w:tblStylePr>
   </w:style>
-  <w:style w:type="table" w:styleId="84">
+  <w:style w:type="table" w:styleId="807">
     <w:name w:val="List Table 3 - Accent 2"/>
-    <w:basedOn w:val="737"/>
+    <w:basedOn w:val="921"/>
     <w:uiPriority w:val="99"/>
     <w:pPr>
       <w:pBdr/>
@@ -19032,9 +19197,9 @@
       </w:tcPr>
     </w:tblStylePr>
   </w:style>
-  <w:style w:type="table" w:styleId="85">
+  <w:style w:type="table" w:styleId="808">
     <w:name w:val="List Table 3 - Accent 3"/>
-    <w:basedOn w:val="737"/>
+    <w:basedOn w:val="921"/>
     <w:uiPriority w:val="99"/>
     <w:pPr>
       <w:pBdr/>
@@ -19260,9 +19425,9 @@
       </w:tcPr>
     </w:tblStylePr>
   </w:style>
-  <w:style w:type="table" w:styleId="86">
+  <w:style w:type="table" w:styleId="809">
     <w:name w:val="List Table 3 - Accent 4"/>
-    <w:basedOn w:val="737"/>
+    <w:basedOn w:val="921"/>
     <w:uiPriority w:val="99"/>
     <w:pPr>
       <w:pBdr/>
@@ -19488,9 +19653,9 @@
       </w:tcPr>
     </w:tblStylePr>
   </w:style>
-  <w:style w:type="table" w:styleId="87">
+  <w:style w:type="table" w:styleId="810">
     <w:name w:val="List Table 3 - Accent 5"/>
-    <w:basedOn w:val="737"/>
+    <w:basedOn w:val="921"/>
     <w:uiPriority w:val="99"/>
     <w:pPr>
       <w:pBdr/>
@@ -19716,9 +19881,9 @@
       </w:tcPr>
     </w:tblStylePr>
   </w:style>
-  <w:style w:type="table" w:styleId="88">
+  <w:style w:type="table" w:styleId="811">
     <w:name w:val="List Table 3 - Accent 6"/>
-    <w:basedOn w:val="737"/>
+    <w:basedOn w:val="921"/>
     <w:uiPriority w:val="99"/>
     <w:pPr>
       <w:pBdr/>
@@ -19944,9 +20109,9 @@
       </w:tcPr>
     </w:tblStylePr>
   </w:style>
-  <w:style w:type="table" w:styleId="89">
+  <w:style w:type="table" w:styleId="812">
     <w:name w:val="List Table 4"/>
-    <w:basedOn w:val="737"/>
+    <w:basedOn w:val="921"/>
     <w:uiPriority w:val="99"/>
     <w:pPr>
       <w:pBdr/>
@@ -20169,9 +20334,9 @@
       </w:tcPr>
     </w:tblStylePr>
   </w:style>
-  <w:style w:type="table" w:styleId="90">
+  <w:style w:type="table" w:styleId="813">
     <w:name w:val="List Table 4 - Accent 1"/>
-    <w:basedOn w:val="737"/>
+    <w:basedOn w:val="921"/>
     <w:uiPriority w:val="99"/>
     <w:pPr>
       <w:pBdr/>
@@ -20394,9 +20559,9 @@
       </w:tcPr>
     </w:tblStylePr>
   </w:style>
-  <w:style w:type="table" w:styleId="91">
+  <w:style w:type="table" w:styleId="814">
     <w:name w:val="List Table 4 - Accent 2"/>
-    <w:basedOn w:val="737"/>
+    <w:basedOn w:val="921"/>
     <w:uiPriority w:val="99"/>
     <w:pPr>
       <w:pBdr/>
@@ -20619,9 +20784,9 @@
       </w:tcPr>
     </w:tblStylePr>
   </w:style>
-  <w:style w:type="table" w:styleId="92">
+  <w:style w:type="table" w:styleId="815">
     <w:name w:val="List Table 4 - Accent 3"/>
-    <w:basedOn w:val="737"/>
+    <w:basedOn w:val="921"/>
     <w:uiPriority w:val="99"/>
     <w:pPr>
       <w:pBdr/>
@@ -20844,9 +21009,9 @@
       </w:tcPr>
     </w:tblStylePr>
   </w:style>
-  <w:style w:type="table" w:styleId="93">
+  <w:style w:type="table" w:styleId="816">
     <w:name w:val="List Table 4 - Accent 4"/>
-    <w:basedOn w:val="737"/>
+    <w:basedOn w:val="921"/>
     <w:uiPriority w:val="99"/>
     <w:pPr>
       <w:pBdr/>
@@ -21069,9 +21234,9 @@
       </w:tcPr>
     </w:tblStylePr>
   </w:style>
-  <w:style w:type="table" w:styleId="94">
+  <w:style w:type="table" w:styleId="817">
     <w:name w:val="List Table 4 - Accent 5"/>
-    <w:basedOn w:val="737"/>
+    <w:basedOn w:val="921"/>
     <w:uiPriority w:val="99"/>
     <w:pPr>
       <w:pBdr/>
@@ -21294,9 +21459,9 @@
       </w:tcPr>
     </w:tblStylePr>
   </w:style>
-  <w:style w:type="table" w:styleId="95">
+  <w:style w:type="table" w:styleId="818">
     <w:name w:val="List Table 4 - Accent 6"/>
-    <w:basedOn w:val="737"/>
+    <w:basedOn w:val="921"/>
     <w:uiPriority w:val="99"/>
     <w:pPr>
       <w:pBdr/>
@@ -21519,9 +21684,9 @@
       </w:tcPr>
     </w:tblStylePr>
   </w:style>
-  <w:style w:type="table" w:styleId="96">
+  <w:style w:type="table" w:styleId="819">
     <w:name w:val="List Table 5 Dark"/>
-    <w:basedOn w:val="737"/>
+    <w:basedOn w:val="921"/>
     <w:uiPriority w:val="99"/>
     <w:pPr>
       <w:pBdr/>
@@ -21761,9 +21926,9 @@
       </w:tcPr>
     </w:tblStylePr>
   </w:style>
-  <w:style w:type="table" w:styleId="97">
+  <w:style w:type="table" w:styleId="820">
     <w:name w:val="List Table 5 Dark - Accent 1"/>
-    <w:basedOn w:val="737"/>
+    <w:basedOn w:val="921"/>
     <w:uiPriority w:val="99"/>
     <w:pPr>
       <w:pBdr/>
@@ -22003,9 +22168,9 @@
       </w:tcPr>
     </w:tblStylePr>
   </w:style>
-  <w:style w:type="table" w:styleId="98">
+  <w:style w:type="table" w:styleId="821">
     <w:name w:val="List Table 5 Dark - Accent 2"/>
-    <w:basedOn w:val="737"/>
+    <w:basedOn w:val="921"/>
     <w:uiPriority w:val="99"/>
     <w:pPr>
       <w:pBdr/>
@@ -22245,9 +22410,9 @@
       </w:tcPr>
     </w:tblStylePr>
   </w:style>
-  <w:style w:type="table" w:styleId="99">
+  <w:style w:type="table" w:styleId="822">
     <w:name w:val="List Table 5 Dark - Accent 3"/>
-    <w:basedOn w:val="737"/>
+    <w:basedOn w:val="921"/>
     <w:uiPriority w:val="99"/>
     <w:pPr>
       <w:pBdr/>
@@ -22487,9 +22652,9 @@
       </w:tcPr>
     </w:tblStylePr>
   </w:style>
-  <w:style w:type="table" w:styleId="100">
+  <w:style w:type="table" w:styleId="823">
     <w:name w:val="List Table 5 Dark - Accent 4"/>
-    <w:basedOn w:val="737"/>
+    <w:basedOn w:val="921"/>
     <w:uiPriority w:val="99"/>
     <w:pPr>
       <w:pBdr/>
@@ -22729,9 +22894,9 @@
       </w:tcPr>
     </w:tblStylePr>
   </w:style>
-  <w:style w:type="table" w:styleId="101">
+  <w:style w:type="table" w:styleId="824">
     <w:name w:val="List Table 5 Dark - Accent 5"/>
-    <w:basedOn w:val="737"/>
+    <w:basedOn w:val="921"/>
     <w:uiPriority w:val="99"/>
     <w:pPr>
       <w:pBdr/>
@@ -22971,9 +23136,9 @@
       </w:tcPr>
     </w:tblStylePr>
   </w:style>
-  <w:style w:type="table" w:styleId="102">
+  <w:style w:type="table" w:styleId="825">
     <w:name w:val="List Table 5 Dark - Accent 6"/>
-    <w:basedOn w:val="737"/>
+    <w:basedOn w:val="921"/>
     <w:uiPriority w:val="99"/>
     <w:pPr>
       <w:pBdr/>
@@ -23213,9 +23378,9 @@
       </w:tcPr>
     </w:tblStylePr>
   </w:style>
-  <w:style w:type="table" w:styleId="103">
+  <w:style w:type="table" w:styleId="826">
     <w:name w:val="List Table 6 Colorful"/>
-    <w:basedOn w:val="737"/>
+    <w:basedOn w:val="921"/>
     <w:uiPriority w:val="99"/>
     <w:pPr>
       <w:pBdr/>
@@ -23436,9 +23601,9 @@
       </w:tcPr>
     </w:tblStylePr>
   </w:style>
-  <w:style w:type="table" w:styleId="104">
+  <w:style w:type="table" w:styleId="827">
     <w:name w:val="List Table 6 Colorful - Accent 1"/>
-    <w:basedOn w:val="737"/>
+    <w:basedOn w:val="921"/>
     <w:uiPriority w:val="99"/>
     <w:pPr>
       <w:pBdr/>
@@ -23659,9 +23824,9 @@
       </w:tcPr>
     </w:tblStylePr>
   </w:style>
-  <w:style w:type="table" w:styleId="105">
+  <w:style w:type="table" w:styleId="828">
     <w:name w:val="List Table 6 Colorful - Accent 2"/>
-    <w:basedOn w:val="737"/>
+    <w:basedOn w:val="921"/>
     <w:uiPriority w:val="99"/>
     <w:pPr>
       <w:pBdr/>
@@ -23882,9 +24047,9 @@
       </w:tcPr>
     </w:tblStylePr>
   </w:style>
-  <w:style w:type="table" w:styleId="106">
+  <w:style w:type="table" w:styleId="829">
     <w:name w:val="List Table 6 Colorful - Accent 3"/>
-    <w:basedOn w:val="737"/>
+    <w:basedOn w:val="921"/>
     <w:uiPriority w:val="99"/>
     <w:pPr>
       <w:pBdr/>
@@ -24105,9 +24270,9 @@
       </w:tcPr>
     </w:tblStylePr>
   </w:style>
-  <w:style w:type="table" w:styleId="107">
+  <w:style w:type="table" w:styleId="830">
     <w:name w:val="List Table 6 Colorful - Accent 4"/>
-    <w:basedOn w:val="737"/>
+    <w:basedOn w:val="921"/>
     <w:uiPriority w:val="99"/>
     <w:pPr>
       <w:pBdr/>
@@ -24328,9 +24493,9 @@
       </w:tcPr>
     </w:tblStylePr>
   </w:style>
-  <w:style w:type="table" w:styleId="108">
+  <w:style w:type="table" w:styleId="831">
     <w:name w:val="List Table 6 Colorful - Accent 5"/>
-    <w:basedOn w:val="737"/>
+    <w:basedOn w:val="921"/>
     <w:uiPriority w:val="99"/>
     <w:pPr>
       <w:pBdr/>
@@ -24551,9 +24716,9 @@
       </w:tcPr>
     </w:tblStylePr>
   </w:style>
-  <w:style w:type="table" w:styleId="109">
+  <w:style w:type="table" w:styleId="832">
     <w:name w:val="List Table 6 Colorful - Accent 6"/>
-    <w:basedOn w:val="737"/>
+    <w:basedOn w:val="921"/>
     <w:uiPriority w:val="99"/>
     <w:pPr>
       <w:pBdr/>
@@ -24774,9 +24939,9 @@
       </w:tcPr>
     </w:tblStylePr>
   </w:style>
-  <w:style w:type="table" w:styleId="110">
+  <w:style w:type="table" w:styleId="833">
     <w:name w:val="List Table 7 Colorful"/>
-    <w:basedOn w:val="737"/>
+    <w:basedOn w:val="921"/>
     <w:uiPriority w:val="99"/>
     <w:pPr>
       <w:pBdr/>
@@ -24875,11 +25040,11 @@
         <w:tblBorders/>
       </w:tblPr>
       <w:tcPr>
-        <w:shd w:color="ffffff"/>
+        <w:shd w:val="clear" w:color="ffffff"/>
         <w:tcBorders>
-          <w:top w:val="none"/>
-          <w:left w:val="none"/>
-          <w:bottom w:val="none"/>
+          <w:top w:val="none" w:color="000000" w:sz="4" w:space="0"/>
+          <w:left w:val="none" w:color="000000" w:sz="4" w:space="0"/>
+          <w:bottom w:val="none" w:color="000000" w:sz="4" w:space="0"/>
           <w:right w:val="single" w:color="000000" w:themeColor="text1" w:themeTint="80" w:sz="4" w:space="0"/>
         </w:tcBorders>
       </w:tcPr>
@@ -24902,10 +25067,10 @@
       <w:tcPr>
         <w:shd w:val="clear" w:color="ffffff" w:themeColor="light1" w:fill="ffffff" w:themeFill="light1"/>
         <w:tcBorders>
-          <w:top w:val="none"/>
-          <w:left w:val="none"/>
+          <w:top w:val="none" w:color="000000" w:sz="4" w:space="0"/>
+          <w:left w:val="none" w:color="000000" w:sz="4" w:space="0"/>
           <w:bottom w:val="single" w:color="000000" w:themeColor="text1" w:themeTint="80" w:sz="4" w:space="0"/>
-          <w:right w:val="none"/>
+          <w:right w:val="none" w:color="000000" w:sz="4" w:space="0"/>
         </w:tcBorders>
       </w:tcPr>
     </w:tblStylePr>
@@ -24925,12 +25090,12 @@
         <w:tblBorders/>
       </w:tblPr>
       <w:tcPr>
-        <w:shd w:color="ffffff"/>
+        <w:shd w:val="clear" w:color="ffffff"/>
         <w:tcBorders>
-          <w:top w:val="none"/>
+          <w:top w:val="none" w:color="000000" w:sz="4" w:space="0"/>
           <w:left w:val="single" w:color="000000" w:themeColor="text1" w:themeTint="80" w:sz="4" w:space="0"/>
-          <w:bottom w:val="none"/>
-          <w:right w:val="none"/>
+          <w:bottom w:val="none" w:color="000000" w:sz="4" w:space="0"/>
+          <w:right w:val="none" w:color="000000" w:sz="4" w:space="0"/>
         </w:tcBorders>
       </w:tcPr>
     </w:tblStylePr>
@@ -24953,9 +25118,9 @@
         <w:shd w:val="clear" w:color="ffffff" w:themeColor="light1" w:fill="ffffff" w:themeFill="light1"/>
         <w:tcBorders>
           <w:top w:val="single" w:color="000000" w:themeColor="text1" w:themeTint="80" w:sz="4" w:space="0"/>
-          <w:left w:val="none"/>
-          <w:bottom w:val="none"/>
-          <w:right w:val="none"/>
+          <w:left w:val="none" w:color="000000" w:sz="4" w:space="0"/>
+          <w:bottom w:val="none" w:color="000000" w:sz="4" w:space="0"/>
+          <w:right w:val="none" w:color="000000" w:sz="4" w:space="0"/>
         </w:tcBorders>
       </w:tcPr>
     </w:tblStylePr>
@@ -25030,9 +25195,9 @@
       </w:tcPr>
     </w:tblStylePr>
   </w:style>
-  <w:style w:type="table" w:styleId="111">
+  <w:style w:type="table" w:styleId="834">
     <w:name w:val="List Table 7 Colorful - Accent 1"/>
-    <w:basedOn w:val="737"/>
+    <w:basedOn w:val="921"/>
     <w:uiPriority w:val="99"/>
     <w:pPr>
       <w:pBdr/>
@@ -25131,11 +25296,11 @@
         <w:tblBorders/>
       </w:tblPr>
       <w:tcPr>
-        <w:shd w:color="ffffff"/>
+        <w:shd w:val="clear" w:color="ffffff"/>
         <w:tcBorders>
-          <w:top w:val="none"/>
-          <w:left w:val="none"/>
-          <w:bottom w:val="none"/>
+          <w:top w:val="none" w:color="000000" w:sz="4" w:space="0"/>
+          <w:left w:val="none" w:color="000000" w:sz="4" w:space="0"/>
+          <w:bottom w:val="none" w:color="000000" w:sz="4" w:space="0"/>
           <w:right w:val="single" w:color="000000" w:themeColor="accent1" w:sz="4" w:space="0"/>
         </w:tcBorders>
       </w:tcPr>
@@ -25158,10 +25323,10 @@
       <w:tcPr>
         <w:shd w:val="clear" w:color="ffffff" w:themeColor="light1" w:fill="ffffff" w:themeFill="light1"/>
         <w:tcBorders>
-          <w:top w:val="none"/>
-          <w:left w:val="none"/>
+          <w:top w:val="none" w:color="000000" w:sz="4" w:space="0"/>
+          <w:left w:val="none" w:color="000000" w:sz="4" w:space="0"/>
           <w:bottom w:val="single" w:color="000000" w:themeColor="accent1" w:sz="4" w:space="0"/>
-          <w:right w:val="none"/>
+          <w:right w:val="none" w:color="000000" w:sz="4" w:space="0"/>
         </w:tcBorders>
       </w:tcPr>
     </w:tblStylePr>
@@ -25181,12 +25346,12 @@
         <w:tblBorders/>
       </w:tblPr>
       <w:tcPr>
-        <w:shd w:color="ffffff"/>
+        <w:shd w:val="clear" w:color="ffffff"/>
         <w:tcBorders>
-          <w:top w:val="none"/>
+          <w:top w:val="none" w:color="000000" w:sz="4" w:space="0"/>
           <w:left w:val="single" w:color="000000" w:themeColor="accent1" w:sz="4" w:space="0"/>
-          <w:bottom w:val="none"/>
-          <w:right w:val="none"/>
+          <w:bottom w:val="none" w:color="000000" w:sz="4" w:space="0"/>
+          <w:right w:val="none" w:color="000000" w:sz="4" w:space="0"/>
         </w:tcBorders>
       </w:tcPr>
     </w:tblStylePr>
@@ -25209,9 +25374,9 @@
         <w:shd w:val="clear" w:color="ffffff" w:themeColor="light1" w:fill="ffffff" w:themeFill="light1"/>
         <w:tcBorders>
           <w:top w:val="single" w:color="000000" w:themeColor="accent1" w:sz="4" w:space="0"/>
-          <w:left w:val="none"/>
-          <w:bottom w:val="none"/>
-          <w:right w:val="none"/>
+          <w:left w:val="none" w:color="000000" w:sz="4" w:space="0"/>
+          <w:bottom w:val="none" w:color="000000" w:sz="4" w:space="0"/>
+          <w:right w:val="none" w:color="000000" w:sz="4" w:space="0"/>
         </w:tcBorders>
       </w:tcPr>
     </w:tblStylePr>
@@ -25286,9 +25451,9 @@
       </w:tcPr>
     </w:tblStylePr>
   </w:style>
-  <w:style w:type="table" w:styleId="112">
+  <w:style w:type="table" w:styleId="835">
     <w:name w:val="List Table 7 Colorful - Accent 2"/>
-    <w:basedOn w:val="737"/>
+    <w:basedOn w:val="921"/>
     <w:uiPriority w:val="99"/>
     <w:pPr>
       <w:pBdr/>
@@ -25387,11 +25552,11 @@
         <w:tblBorders/>
       </w:tblPr>
       <w:tcPr>
-        <w:shd w:color="ffffff"/>
+        <w:shd w:val="clear" w:color="ffffff"/>
         <w:tcBorders>
-          <w:top w:val="none"/>
-          <w:left w:val="none"/>
-          <w:bottom w:val="none"/>
+          <w:top w:val="none" w:color="000000" w:sz="4" w:space="0"/>
+          <w:left w:val="none" w:color="000000" w:sz="4" w:space="0"/>
+          <w:bottom w:val="none" w:color="000000" w:sz="4" w:space="0"/>
           <w:right w:val="single" w:color="000000" w:themeColor="accent2" w:themeTint="97" w:sz="4" w:space="0"/>
         </w:tcBorders>
       </w:tcPr>
@@ -25414,10 +25579,10 @@
       <w:tcPr>
         <w:shd w:val="clear" w:color="ffffff" w:themeColor="light1" w:fill="ffffff" w:themeFill="light1"/>
         <w:tcBorders>
-          <w:top w:val="none"/>
-          <w:left w:val="none"/>
+          <w:top w:val="none" w:color="000000" w:sz="4" w:space="0"/>
+          <w:left w:val="none" w:color="000000" w:sz="4" w:space="0"/>
           <w:bottom w:val="single" w:color="000000" w:themeColor="accent2" w:themeTint="97" w:sz="4" w:space="0"/>
-          <w:right w:val="none"/>
+          <w:right w:val="none" w:color="000000" w:sz="4" w:space="0"/>
         </w:tcBorders>
       </w:tcPr>
     </w:tblStylePr>
@@ -25437,12 +25602,12 @@
         <w:tblBorders/>
       </w:tblPr>
       <w:tcPr>
-        <w:shd w:color="ffffff"/>
+        <w:shd w:val="clear" w:color="ffffff"/>
         <w:tcBorders>
-          <w:top w:val="none"/>
+          <w:top w:val="none" w:color="000000" w:sz="4" w:space="0"/>
           <w:left w:val="single" w:color="000000" w:themeColor="accent2" w:themeTint="97" w:sz="4" w:space="0"/>
-          <w:bottom w:val="none"/>
-          <w:right w:val="none"/>
+          <w:bottom w:val="none" w:color="000000" w:sz="4" w:space="0"/>
+          <w:right w:val="none" w:color="000000" w:sz="4" w:space="0"/>
         </w:tcBorders>
       </w:tcPr>
     </w:tblStylePr>
@@ -25465,9 +25630,9 @@
         <w:shd w:val="clear" w:color="ffffff" w:themeColor="light1" w:fill="ffffff" w:themeFill="light1"/>
         <w:tcBorders>
           <w:top w:val="single" w:color="000000" w:themeColor="accent2" w:themeTint="97" w:sz="4" w:space="0"/>
-          <w:left w:val="none"/>
-          <w:bottom w:val="none"/>
-          <w:right w:val="none"/>
+          <w:left w:val="none" w:color="000000" w:sz="4" w:space="0"/>
+          <w:bottom w:val="none" w:color="000000" w:sz="4" w:space="0"/>
+          <w:right w:val="none" w:color="000000" w:sz="4" w:space="0"/>
         </w:tcBorders>
       </w:tcPr>
     </w:tblStylePr>
@@ -25542,9 +25707,9 @@
       </w:tcPr>
     </w:tblStylePr>
   </w:style>
-  <w:style w:type="table" w:styleId="113">
+  <w:style w:type="table" w:styleId="836">
     <w:name w:val="List Table 7 Colorful - Accent 3"/>
-    <w:basedOn w:val="737"/>
+    <w:basedOn w:val="921"/>
     <w:uiPriority w:val="99"/>
     <w:pPr>
       <w:pBdr/>
@@ -25643,11 +25808,11 @@
         <w:tblBorders/>
       </w:tblPr>
       <w:tcPr>
-        <w:shd w:color="ffffff"/>
+        <w:shd w:val="clear" w:color="ffffff"/>
         <w:tcBorders>
-          <w:top w:val="none"/>
-          <w:left w:val="none"/>
-          <w:bottom w:val="none"/>
+          <w:top w:val="none" w:color="000000" w:sz="4" w:space="0"/>
+          <w:left w:val="none" w:color="000000" w:sz="4" w:space="0"/>
+          <w:bottom w:val="none" w:color="000000" w:sz="4" w:space="0"/>
           <w:right w:val="single" w:color="000000" w:themeColor="accent3" w:themeTint="98" w:sz="4" w:space="0"/>
         </w:tcBorders>
       </w:tcPr>
@@ -25670,10 +25835,10 @@
       <w:tcPr>
         <w:shd w:val="clear" w:color="ffffff" w:themeColor="light1" w:fill="ffffff" w:themeFill="light1"/>
         <w:tcBorders>
-          <w:top w:val="none"/>
-          <w:left w:val="none"/>
+          <w:top w:val="none" w:color="000000" w:sz="4" w:space="0"/>
+          <w:left w:val="none" w:color="000000" w:sz="4" w:space="0"/>
           <w:bottom w:val="single" w:color="000000" w:themeColor="accent3" w:themeTint="98" w:sz="4" w:space="0"/>
-          <w:right w:val="none"/>
+          <w:right w:val="none" w:color="000000" w:sz="4" w:space="0"/>
         </w:tcBorders>
       </w:tcPr>
     </w:tblStylePr>
@@ -25693,12 +25858,12 @@
         <w:tblBorders/>
       </w:tblPr>
       <w:tcPr>
-        <w:shd w:color="ffffff"/>
+        <w:shd w:val="clear" w:color="ffffff"/>
         <w:tcBorders>
-          <w:top w:val="none"/>
+          <w:top w:val="none" w:color="000000" w:sz="4" w:space="0"/>
           <w:left w:val="single" w:color="000000" w:themeColor="accent3" w:themeTint="98" w:sz="4" w:space="0"/>
-          <w:bottom w:val="none"/>
-          <w:right w:val="none"/>
+          <w:bottom w:val="none" w:color="000000" w:sz="4" w:space="0"/>
+          <w:right w:val="none" w:color="000000" w:sz="4" w:space="0"/>
         </w:tcBorders>
       </w:tcPr>
     </w:tblStylePr>
@@ -25721,9 +25886,9 @@
         <w:shd w:val="clear" w:color="ffffff" w:themeColor="light1" w:fill="ffffff" w:themeFill="light1"/>
         <w:tcBorders>
           <w:top w:val="single" w:color="000000" w:themeColor="accent3" w:themeTint="98" w:sz="4" w:space="0"/>
-          <w:left w:val="none"/>
-          <w:bottom w:val="none"/>
-          <w:right w:val="none"/>
+          <w:left w:val="none" w:color="000000" w:sz="4" w:space="0"/>
+          <w:bottom w:val="none" w:color="000000" w:sz="4" w:space="0"/>
+          <w:right w:val="none" w:color="000000" w:sz="4" w:space="0"/>
         </w:tcBorders>
       </w:tcPr>
     </w:tblStylePr>
@@ -25798,9 +25963,9 @@
       </w:tcPr>
     </w:tblStylePr>
   </w:style>
-  <w:style w:type="table" w:styleId="114">
+  <w:style w:type="table" w:styleId="837">
     <w:name w:val="List Table 7 Colorful - Accent 4"/>
-    <w:basedOn w:val="737"/>
+    <w:basedOn w:val="921"/>
     <w:uiPriority w:val="99"/>
     <w:pPr>
       <w:pBdr/>
@@ -25899,11 +26064,11 @@
         <w:tblBorders/>
       </w:tblPr>
       <w:tcPr>
-        <w:shd w:color="ffffff"/>
+        <w:shd w:val="clear" w:color="ffffff"/>
         <w:tcBorders>
-          <w:top w:val="none"/>
-          <w:left w:val="none"/>
-          <w:bottom w:val="none"/>
+          <w:top w:val="none" w:color="000000" w:sz="4" w:space="0"/>
+          <w:left w:val="none" w:color="000000" w:sz="4" w:space="0"/>
+          <w:bottom w:val="none" w:color="000000" w:sz="4" w:space="0"/>
           <w:right w:val="single" w:color="000000" w:themeColor="accent4" w:themeTint="9A" w:sz="4" w:space="0"/>
         </w:tcBorders>
       </w:tcPr>
@@ -25926,10 +26091,10 @@
       <w:tcPr>
         <w:shd w:val="clear" w:color="ffffff" w:themeColor="light1" w:fill="ffffff" w:themeFill="light1"/>
         <w:tcBorders>
-          <w:top w:val="none"/>
-          <w:left w:val="none"/>
+          <w:top w:val="none" w:color="000000" w:sz="4" w:space="0"/>
+          <w:left w:val="none" w:color="000000" w:sz="4" w:space="0"/>
           <w:bottom w:val="single" w:color="000000" w:themeColor="accent4" w:themeTint="9A" w:sz="4" w:space="0"/>
-          <w:right w:val="none"/>
+          <w:right w:val="none" w:color="000000" w:sz="4" w:space="0"/>
         </w:tcBorders>
       </w:tcPr>
     </w:tblStylePr>
@@ -25949,12 +26114,12 @@
         <w:tblBorders/>
       </w:tblPr>
       <w:tcPr>
-        <w:shd w:color="ffffff"/>
+        <w:shd w:val="clear" w:color="ffffff"/>
         <w:tcBorders>
-          <w:top w:val="none"/>
+          <w:top w:val="none" w:color="000000" w:sz="4" w:space="0"/>
           <w:left w:val="single" w:color="000000" w:themeColor="accent4" w:themeTint="9A" w:sz="4" w:space="0"/>
-          <w:bottom w:val="none"/>
-          <w:right w:val="none"/>
+          <w:bottom w:val="none" w:color="000000" w:sz="4" w:space="0"/>
+          <w:right w:val="none" w:color="000000" w:sz="4" w:space="0"/>
         </w:tcBorders>
       </w:tcPr>
     </w:tblStylePr>
@@ -25977,9 +26142,9 @@
         <w:shd w:val="clear" w:color="ffffff" w:themeColor="light1" w:fill="ffffff" w:themeFill="light1"/>
         <w:tcBorders>
           <w:top w:val="single" w:color="000000" w:themeColor="accent4" w:themeTint="9A" w:sz="4" w:space="0"/>
-          <w:left w:val="none"/>
-          <w:bottom w:val="none"/>
-          <w:right w:val="none"/>
+          <w:left w:val="none" w:color="000000" w:sz="4" w:space="0"/>
+          <w:bottom w:val="none" w:color="000000" w:sz="4" w:space="0"/>
+          <w:right w:val="none" w:color="000000" w:sz="4" w:space="0"/>
         </w:tcBorders>
       </w:tcPr>
     </w:tblStylePr>
@@ -26054,9 +26219,9 @@
       </w:tcPr>
     </w:tblStylePr>
   </w:style>
-  <w:style w:type="table" w:styleId="115">
+  <w:style w:type="table" w:styleId="838">
     <w:name w:val="List Table 7 Colorful - Accent 5"/>
-    <w:basedOn w:val="737"/>
+    <w:basedOn w:val="921"/>
     <w:uiPriority w:val="99"/>
     <w:pPr>
       <w:pBdr/>
@@ -26155,11 +26320,11 @@
         <w:tblBorders/>
       </w:tblPr>
       <w:tcPr>
-        <w:shd w:color="ffffff"/>
+        <w:shd w:val="clear" w:color="ffffff"/>
         <w:tcBorders>
-          <w:top w:val="none"/>
-          <w:left w:val="none"/>
-          <w:bottom w:val="none"/>
+          <w:top w:val="none" w:color="000000" w:sz="4" w:space="0"/>
+          <w:left w:val="none" w:color="000000" w:sz="4" w:space="0"/>
+          <w:bottom w:val="none" w:color="000000" w:sz="4" w:space="0"/>
           <w:right w:val="single" w:color="000000" w:themeColor="accent5" w:themeTint="9A" w:sz="4" w:space="0"/>
         </w:tcBorders>
       </w:tcPr>
@@ -26182,10 +26347,10 @@
       <w:tcPr>
         <w:shd w:val="clear" w:color="ffffff" w:themeColor="light1" w:fill="ffffff" w:themeFill="light1"/>
         <w:tcBorders>
-          <w:top w:val="none"/>
-          <w:left w:val="none"/>
+          <w:top w:val="none" w:color="000000" w:sz="4" w:space="0"/>
+          <w:left w:val="none" w:color="000000" w:sz="4" w:space="0"/>
           <w:bottom w:val="single" w:color="000000" w:themeColor="accent5" w:themeTint="9A" w:sz="4" w:space="0"/>
-          <w:right w:val="none"/>
+          <w:right w:val="none" w:color="000000" w:sz="4" w:space="0"/>
         </w:tcBorders>
       </w:tcPr>
     </w:tblStylePr>
@@ -26205,12 +26370,12 @@
         <w:tblBorders/>
       </w:tblPr>
       <w:tcPr>
-        <w:shd w:color="ffffff"/>
+        <w:shd w:val="clear" w:color="ffffff"/>
         <w:tcBorders>
-          <w:top w:val="none"/>
+          <w:top w:val="none" w:color="000000" w:sz="4" w:space="0"/>
           <w:left w:val="single" w:color="000000" w:themeColor="accent5" w:themeTint="9A" w:sz="4" w:space="0"/>
-          <w:bottom w:val="none"/>
-          <w:right w:val="none"/>
+          <w:bottom w:val="none" w:color="000000" w:sz="4" w:space="0"/>
+          <w:right w:val="none" w:color="000000" w:sz="4" w:space="0"/>
         </w:tcBorders>
       </w:tcPr>
     </w:tblStylePr>
@@ -26233,9 +26398,9 @@
         <w:shd w:val="clear" w:color="ffffff" w:themeColor="light1" w:fill="ffffff" w:themeFill="light1"/>
         <w:tcBorders>
           <w:top w:val="single" w:color="000000" w:themeColor="accent5" w:themeTint="9A" w:sz="4" w:space="0"/>
-          <w:left w:val="none"/>
-          <w:bottom w:val="none"/>
-          <w:right w:val="none"/>
+          <w:left w:val="none" w:color="000000" w:sz="4" w:space="0"/>
+          <w:bottom w:val="none" w:color="000000" w:sz="4" w:space="0"/>
+          <w:right w:val="none" w:color="000000" w:sz="4" w:space="0"/>
         </w:tcBorders>
       </w:tcPr>
     </w:tblStylePr>
@@ -26310,9 +26475,9 @@
       </w:tcPr>
     </w:tblStylePr>
   </w:style>
-  <w:style w:type="table" w:styleId="116">
+  <w:style w:type="table" w:styleId="839">
     <w:name w:val="List Table 7 Colorful - Accent 6"/>
-    <w:basedOn w:val="737"/>
+    <w:basedOn w:val="921"/>
     <w:uiPriority w:val="99"/>
     <w:pPr>
       <w:pBdr/>
@@ -26411,11 +26576,11 @@
         <w:tblBorders/>
       </w:tblPr>
       <w:tcPr>
-        <w:shd w:color="ffffff"/>
+        <w:shd w:val="clear" w:color="ffffff"/>
         <w:tcBorders>
-          <w:top w:val="none"/>
-          <w:left w:val="none"/>
-          <w:bottom w:val="none"/>
+          <w:top w:val="none" w:color="000000" w:sz="4" w:space="0"/>
+          <w:left w:val="none" w:color="000000" w:sz="4" w:space="0"/>
+          <w:bottom w:val="none" w:color="000000" w:sz="4" w:space="0"/>
           <w:right w:val="single" w:color="000000" w:themeColor="accent6" w:themeTint="98" w:sz="4" w:space="0"/>
         </w:tcBorders>
       </w:tcPr>
@@ -26438,10 +26603,10 @@
       <w:tcPr>
         <w:shd w:val="clear" w:color="ffffff" w:themeColor="light1" w:fill="ffffff" w:themeFill="light1"/>
         <w:tcBorders>
-          <w:top w:val="none"/>
-          <w:left w:val="none"/>
+          <w:top w:val="none" w:color="000000" w:sz="4" w:space="0"/>
+          <w:left w:val="none" w:color="000000" w:sz="4" w:space="0"/>
           <w:bottom w:val="single" w:color="000000" w:themeColor="accent6" w:themeTint="98" w:sz="4" w:space="0"/>
-          <w:right w:val="none"/>
+          <w:right w:val="none" w:color="000000" w:sz="4" w:space="0"/>
         </w:tcBorders>
       </w:tcPr>
     </w:tblStylePr>
@@ -26461,12 +26626,12 @@
         <w:tblBorders/>
       </w:tblPr>
       <w:tcPr>
-        <w:shd w:color="ffffff"/>
+        <w:shd w:val="clear" w:color="ffffff"/>
         <w:tcBorders>
-          <w:top w:val="none"/>
+          <w:top w:val="none" w:color="000000" w:sz="4" w:space="0"/>
           <w:left w:val="single" w:color="000000" w:themeColor="accent6" w:themeTint="98" w:sz="4" w:space="0"/>
-          <w:bottom w:val="none"/>
-          <w:right w:val="none"/>
+          <w:bottom w:val="none" w:color="000000" w:sz="4" w:space="0"/>
+          <w:right w:val="none" w:color="000000" w:sz="4" w:space="0"/>
         </w:tcBorders>
       </w:tcPr>
     </w:tblStylePr>
@@ -26489,9 +26654,9 @@
         <w:shd w:val="clear" w:color="ffffff" w:themeColor="light1" w:fill="ffffff" w:themeFill="light1"/>
         <w:tcBorders>
           <w:top w:val="single" w:color="000000" w:themeColor="accent6" w:themeTint="98" w:sz="4" w:space="0"/>
-          <w:left w:val="none"/>
-          <w:bottom w:val="none"/>
-          <w:right w:val="none"/>
+          <w:left w:val="none" w:color="000000" w:sz="4" w:space="0"/>
+          <w:bottom w:val="none" w:color="000000" w:sz="4" w:space="0"/>
+          <w:right w:val="none" w:color="000000" w:sz="4" w:space="0"/>
         </w:tcBorders>
       </w:tcPr>
     </w:tblStylePr>
@@ -26566,9 +26731,9 @@
       </w:tcPr>
     </w:tblStylePr>
   </w:style>
-  <w:style w:type="table" w:styleId="117">
+  <w:style w:type="table" w:styleId="840">
     <w:name w:val="Lined - Accent"/>
-    <w:basedOn w:val="737"/>
+    <w:basedOn w:val="921"/>
     <w:uiPriority w:val="99"/>
     <w:pPr>
       <w:pBdr/>
@@ -26803,9 +26968,9 @@
       </w:tcPr>
     </w:tblStylePr>
   </w:style>
-  <w:style w:type="table" w:styleId="118">
+  <w:style w:type="table" w:styleId="841">
     <w:name w:val="Lined - Accent 1"/>
-    <w:basedOn w:val="737"/>
+    <w:basedOn w:val="921"/>
     <w:uiPriority w:val="99"/>
     <w:pPr>
       <w:pBdr/>
@@ -27040,9 +27205,9 @@
       </w:tcPr>
     </w:tblStylePr>
   </w:style>
-  <w:style w:type="table" w:styleId="119">
+  <w:style w:type="table" w:styleId="842">
     <w:name w:val="Lined - Accent 2"/>
-    <w:basedOn w:val="737"/>
+    <w:basedOn w:val="921"/>
     <w:uiPriority w:val="99"/>
     <w:pPr>
       <w:pBdr/>
@@ -27277,9 +27442,9 @@
       </w:tcPr>
     </w:tblStylePr>
   </w:style>
-  <w:style w:type="table" w:styleId="120">
+  <w:style w:type="table" w:styleId="843">
     <w:name w:val="Lined - Accent 3"/>
-    <w:basedOn w:val="737"/>
+    <w:basedOn w:val="921"/>
     <w:uiPriority w:val="99"/>
     <w:pPr>
       <w:pBdr/>
@@ -27514,9 +27679,9 @@
       </w:tcPr>
     </w:tblStylePr>
   </w:style>
-  <w:style w:type="table" w:styleId="121">
+  <w:style w:type="table" w:styleId="844">
     <w:name w:val="Lined - Accent 4"/>
-    <w:basedOn w:val="737"/>
+    <w:basedOn w:val="921"/>
     <w:uiPriority w:val="99"/>
     <w:pPr>
       <w:pBdr/>
@@ -27751,9 +27916,9 @@
       </w:tcPr>
     </w:tblStylePr>
   </w:style>
-  <w:style w:type="table" w:styleId="122">
+  <w:style w:type="table" w:styleId="845">
     <w:name w:val="Lined - Accent 5"/>
-    <w:basedOn w:val="737"/>
+    <w:basedOn w:val="921"/>
     <w:uiPriority w:val="99"/>
     <w:pPr>
       <w:pBdr/>
@@ -27988,9 +28153,9 @@
       </w:tcPr>
     </w:tblStylePr>
   </w:style>
-  <w:style w:type="table" w:styleId="123">
+  <w:style w:type="table" w:styleId="846">
     <w:name w:val="Lined - Accent 6"/>
-    <w:basedOn w:val="737"/>
+    <w:basedOn w:val="921"/>
     <w:uiPriority w:val="99"/>
     <w:pPr>
       <w:pBdr/>
@@ -28225,9 +28390,9 @@
       </w:tcPr>
     </w:tblStylePr>
   </w:style>
-  <w:style w:type="table" w:styleId="124">
+  <w:style w:type="table" w:styleId="847">
     <w:name w:val="Bordered &amp; Lined - Accent"/>
-    <w:basedOn w:val="737"/>
+    <w:basedOn w:val="921"/>
     <w:uiPriority w:val="99"/>
     <w:pPr>
       <w:pBdr/>
@@ -28469,9 +28634,9 @@
       </w:tcPr>
     </w:tblStylePr>
   </w:style>
-  <w:style w:type="table" w:styleId="125">
+  <w:style w:type="table" w:styleId="848">
     <w:name w:val="Bordered &amp; Lined - Accent 1"/>
-    <w:basedOn w:val="737"/>
+    <w:basedOn w:val="921"/>
     <w:uiPriority w:val="99"/>
     <w:pPr>
       <w:pBdr/>
@@ -28713,9 +28878,9 @@
       </w:tcPr>
     </w:tblStylePr>
   </w:style>
-  <w:style w:type="table" w:styleId="126">
+  <w:style w:type="table" w:styleId="849">
     <w:name w:val="Bordered &amp; Lined - Accent 2"/>
-    <w:basedOn w:val="737"/>
+    <w:basedOn w:val="921"/>
     <w:uiPriority w:val="99"/>
     <w:pPr>
       <w:pBdr/>
@@ -28957,9 +29122,9 @@
       </w:tcPr>
     </w:tblStylePr>
   </w:style>
-  <w:style w:type="table" w:styleId="127">
+  <w:style w:type="table" w:styleId="850">
     <w:name w:val="Bordered &amp; Lined - Accent 3"/>
-    <w:basedOn w:val="737"/>
+    <w:basedOn w:val="921"/>
     <w:uiPriority w:val="99"/>
     <w:pPr>
       <w:pBdr/>
@@ -29201,9 +29366,9 @@
       </w:tcPr>
     </w:tblStylePr>
   </w:style>
-  <w:style w:type="table" w:styleId="128">
+  <w:style w:type="table" w:styleId="851">
     <w:name w:val="Bordered &amp; Lined - Accent 4"/>
-    <w:basedOn w:val="737"/>
+    <w:basedOn w:val="921"/>
     <w:uiPriority w:val="99"/>
     <w:pPr>
       <w:pBdr/>
@@ -29445,9 +29610,9 @@
       </w:tcPr>
     </w:tblStylePr>
   </w:style>
-  <w:style w:type="table" w:styleId="129">
+  <w:style w:type="table" w:styleId="852">
     <w:name w:val="Bordered &amp; Lined - Accent 5"/>
-    <w:basedOn w:val="737"/>
+    <w:basedOn w:val="921"/>
     <w:uiPriority w:val="99"/>
     <w:pPr>
       <w:pBdr/>
@@ -29689,9 +29854,9 @@
       </w:tcPr>
     </w:tblStylePr>
   </w:style>
-  <w:style w:type="table" w:styleId="130">
+  <w:style w:type="table" w:styleId="853">
     <w:name w:val="Bordered &amp; Lined - Accent 6"/>
-    <w:basedOn w:val="737"/>
+    <w:basedOn w:val="921"/>
     <w:uiPriority w:val="99"/>
     <w:pPr>
       <w:pBdr/>
@@ -29933,9 +30098,9 @@
       </w:tcPr>
     </w:tblStylePr>
   </w:style>
-  <w:style w:type="table" w:styleId="131">
+  <w:style w:type="table" w:styleId="854">
     <w:name w:val="Bordered"/>
-    <w:basedOn w:val="737"/>
+    <w:basedOn w:val="921"/>
     <w:uiPriority w:val="99"/>
     <w:pPr>
       <w:pBdr/>
@@ -30164,9 +30329,9 @@
       </w:tcPr>
     </w:tblStylePr>
   </w:style>
-  <w:style w:type="table" w:styleId="132">
+  <w:style w:type="table" w:styleId="855">
     <w:name w:val="Bordered - Accent 1"/>
-    <w:basedOn w:val="737"/>
+    <w:basedOn w:val="921"/>
     <w:uiPriority w:val="99"/>
     <w:pPr>
       <w:pBdr/>
@@ -30395,9 +30560,9 @@
       </w:tcPr>
     </w:tblStylePr>
   </w:style>
-  <w:style w:type="table" w:styleId="133">
+  <w:style w:type="table" w:styleId="856">
     <w:name w:val="Bordered - Accent 2"/>
-    <w:basedOn w:val="737"/>
+    <w:basedOn w:val="921"/>
     <w:uiPriority w:val="99"/>
     <w:pPr>
       <w:pBdr/>
@@ -30626,9 +30791,9 @@
       </w:tcPr>
     </w:tblStylePr>
   </w:style>
-  <w:style w:type="table" w:styleId="134">
+  <w:style w:type="table" w:styleId="857">
     <w:name w:val="Bordered - Accent 3"/>
-    <w:basedOn w:val="737"/>
+    <w:basedOn w:val="921"/>
     <w:uiPriority w:val="99"/>
     <w:pPr>
       <w:pBdr/>
@@ -30857,9 +31022,9 @@
       </w:tcPr>
     </w:tblStylePr>
   </w:style>
-  <w:style w:type="table" w:styleId="135">
+  <w:style w:type="table" w:styleId="858">
     <w:name w:val="Bordered - Accent 4"/>
-    <w:basedOn w:val="737"/>
+    <w:basedOn w:val="921"/>
     <w:uiPriority w:val="99"/>
     <w:pPr>
       <w:pBdr/>
@@ -31088,9 +31253,9 @@
       </w:tcPr>
     </w:tblStylePr>
   </w:style>
-  <w:style w:type="table" w:styleId="136">
+  <w:style w:type="table" w:styleId="859">
     <w:name w:val="Bordered - Accent 5"/>
-    <w:basedOn w:val="737"/>
+    <w:basedOn w:val="921"/>
     <w:uiPriority w:val="99"/>
     <w:pPr>
       <w:pBdr/>
@@ -31319,9 +31484,9 @@
       </w:tcPr>
     </w:tblStylePr>
   </w:style>
-  <w:style w:type="table" w:styleId="137">
+  <w:style w:type="table" w:styleId="860">
     <w:name w:val="Bordered - Accent 6"/>
-    <w:basedOn w:val="737"/>
+    <w:basedOn w:val="921"/>
     <w:uiPriority w:val="99"/>
     <w:pPr>
       <w:pBdr/>
@@ -31550,11 +31715,11 @@
       </w:tcPr>
     </w:tblStylePr>
   </w:style>
-  <w:style w:type="paragraph" w:styleId="141">
+  <w:style w:type="paragraph" w:styleId="861">
     <w:name w:val="Heading 3"/>
-    <w:basedOn w:val="733"/>
-    <w:next w:val="733"/>
-    <w:link w:val="152"/>
+    <w:basedOn w:val="917"/>
+    <w:next w:val="917"/>
+    <w:link w:val="870"/>
     <w:uiPriority w:val="9"/>
     <w:unhideWhenUsed/>
     <w:qFormat/>
@@ -31573,11 +31738,11 @@
       <w:szCs w:val="28"/>
     </w:rPr>
   </w:style>
-  <w:style w:type="paragraph" w:styleId="142">
+  <w:style w:type="paragraph" w:styleId="862">
     <w:name w:val="Heading 4"/>
-    <w:basedOn w:val="733"/>
-    <w:next w:val="733"/>
-    <w:link w:val="153"/>
+    <w:basedOn w:val="917"/>
+    <w:next w:val="917"/>
+    <w:link w:val="871"/>
     <w:uiPriority w:val="9"/>
     <w:unhideWhenUsed/>
     <w:qFormat/>
@@ -31596,11 +31761,11 @@
       <w:color w:val="0f4761" w:themeColor="accent1" w:themeShade="BF"/>
     </w:rPr>
   </w:style>
-  <w:style w:type="paragraph" w:styleId="143">
+  <w:style w:type="paragraph" w:styleId="863">
     <w:name w:val="Heading 5"/>
-    <w:basedOn w:val="733"/>
-    <w:next w:val="733"/>
-    <w:link w:val="154"/>
+    <w:basedOn w:val="917"/>
+    <w:next w:val="917"/>
+    <w:link w:val="872"/>
     <w:uiPriority w:val="9"/>
     <w:unhideWhenUsed/>
     <w:qFormat/>
@@ -31617,11 +31782,11 @@
       <w:color w:val="0f4761" w:themeColor="accent1" w:themeShade="BF"/>
     </w:rPr>
   </w:style>
-  <w:style w:type="paragraph" w:styleId="144">
+  <w:style w:type="paragraph" w:styleId="864">
     <w:name w:val="Heading 6"/>
-    <w:basedOn w:val="733"/>
-    <w:next w:val="733"/>
-    <w:link w:val="155"/>
+    <w:basedOn w:val="917"/>
+    <w:next w:val="917"/>
+    <w:link w:val="873"/>
     <w:uiPriority w:val="9"/>
     <w:unhideWhenUsed/>
     <w:qFormat/>
@@ -31640,11 +31805,11 @@
       <w:color w:val="595959" w:themeColor="text1" w:themeTint="A6"/>
     </w:rPr>
   </w:style>
-  <w:style w:type="paragraph" w:styleId="145">
+  <w:style w:type="paragraph" w:styleId="865">
     <w:name w:val="Heading 7"/>
-    <w:basedOn w:val="733"/>
-    <w:next w:val="733"/>
-    <w:link w:val="156"/>
+    <w:basedOn w:val="917"/>
+    <w:next w:val="917"/>
+    <w:link w:val="874"/>
     <w:uiPriority w:val="9"/>
     <w:unhideWhenUsed/>
     <w:qFormat/>
@@ -31661,11 +31826,11 @@
       <w:color w:val="595959" w:themeColor="text1" w:themeTint="A6"/>
     </w:rPr>
   </w:style>
-  <w:style w:type="paragraph" w:styleId="146">
+  <w:style w:type="paragraph" w:styleId="866">
     <w:name w:val="Heading 8"/>
-    <w:basedOn w:val="733"/>
-    <w:next w:val="733"/>
-    <w:link w:val="157"/>
+    <w:basedOn w:val="917"/>
+    <w:next w:val="917"/>
+    <w:link w:val="875"/>
     <w:uiPriority w:val="9"/>
     <w:unhideWhenUsed/>
     <w:qFormat/>
@@ -31684,11 +31849,11 @@
       <w:color w:val="272727" w:themeColor="text1" w:themeTint="D8"/>
     </w:rPr>
   </w:style>
-  <w:style w:type="paragraph" w:styleId="147">
+  <w:style w:type="paragraph" w:styleId="867">
     <w:name w:val="Heading 9"/>
-    <w:basedOn w:val="733"/>
-    <w:next w:val="733"/>
-    <w:link w:val="158"/>
+    <w:basedOn w:val="917"/>
+    <w:next w:val="917"/>
+    <w:link w:val="876"/>
     <w:uiPriority w:val="9"/>
     <w:unhideWhenUsed/>
     <w:qFormat/>
@@ -31707,10 +31872,10 @@
       <w:color w:val="272727" w:themeColor="text1" w:themeTint="D8"/>
     </w:rPr>
   </w:style>
-  <w:style w:type="character" w:styleId="150">
+  <w:style w:type="character" w:styleId="868">
     <w:name w:val="Heading 1 Char"/>
-    <w:basedOn w:val="736"/>
-    <w:link w:val="734"/>
+    <w:basedOn w:val="920"/>
+    <w:link w:val="918"/>
     <w:uiPriority w:val="9"/>
     <w:pPr>
       <w:pBdr/>
@@ -31724,10 +31889,10 @@
       <w:szCs w:val="40"/>
     </w:rPr>
   </w:style>
-  <w:style w:type="character" w:styleId="151">
+  <w:style w:type="character" w:styleId="869">
     <w:name w:val="Heading 2 Char"/>
-    <w:basedOn w:val="736"/>
-    <w:link w:val="735"/>
+    <w:basedOn w:val="920"/>
+    <w:link w:val="919"/>
     <w:uiPriority w:val="9"/>
     <w:pPr>
       <w:pBdr/>
@@ -31741,10 +31906,10 @@
       <w:szCs w:val="32"/>
     </w:rPr>
   </w:style>
-  <w:style w:type="character" w:styleId="152">
+  <w:style w:type="character" w:styleId="870">
     <w:name w:val="Heading 3 Char"/>
-    <w:basedOn w:val="736"/>
-    <w:link w:val="141"/>
+    <w:basedOn w:val="920"/>
+    <w:link w:val="861"/>
     <w:uiPriority w:val="9"/>
     <w:pPr>
       <w:pBdr/>
@@ -31758,10 +31923,10 @@
       <w:szCs w:val="28"/>
     </w:rPr>
   </w:style>
-  <w:style w:type="character" w:styleId="153">
+  <w:style w:type="character" w:styleId="871">
     <w:name w:val="Heading 4 Char"/>
-    <w:basedOn w:val="736"/>
-    <w:link w:val="142"/>
+    <w:basedOn w:val="920"/>
+    <w:link w:val="862"/>
     <w:uiPriority w:val="9"/>
     <w:pPr>
       <w:pBdr/>
@@ -31775,10 +31940,10 @@
       <w:color w:val="0f4761" w:themeColor="accent1" w:themeShade="BF"/>
     </w:rPr>
   </w:style>
-  <w:style w:type="character" w:styleId="154">
+  <w:style w:type="character" w:styleId="872">
     <w:name w:val="Heading 5 Char"/>
-    <w:basedOn w:val="736"/>
-    <w:link w:val="143"/>
+    <w:basedOn w:val="920"/>
+    <w:link w:val="863"/>
     <w:uiPriority w:val="9"/>
     <w:pPr>
       <w:pBdr/>
@@ -31790,10 +31955,10 @@
       <w:color w:val="0f4761" w:themeColor="accent1" w:themeShade="BF"/>
     </w:rPr>
   </w:style>
-  <w:style w:type="character" w:styleId="155">
+  <w:style w:type="character" w:styleId="873">
     <w:name w:val="Heading 6 Char"/>
-    <w:basedOn w:val="736"/>
-    <w:link w:val="144"/>
+    <w:basedOn w:val="920"/>
+    <w:link w:val="864"/>
     <w:uiPriority w:val="9"/>
     <w:pPr>
       <w:pBdr/>
@@ -31807,10 +31972,10 @@
       <w:color w:val="595959" w:themeColor="text1" w:themeTint="A6"/>
     </w:rPr>
   </w:style>
-  <w:style w:type="character" w:styleId="156">
+  <w:style w:type="character" w:styleId="874">
     <w:name w:val="Heading 7 Char"/>
-    <w:basedOn w:val="736"/>
-    <w:link w:val="145"/>
+    <w:basedOn w:val="920"/>
+    <w:link w:val="865"/>
     <w:uiPriority w:val="9"/>
     <w:pPr>
       <w:pBdr/>
@@ -31822,10 +31987,10 @@
       <w:color w:val="595959" w:themeColor="text1" w:themeTint="A6"/>
     </w:rPr>
   </w:style>
-  <w:style w:type="character" w:styleId="157">
+  <w:style w:type="character" w:styleId="875">
     <w:name w:val="Heading 8 Char"/>
-    <w:basedOn w:val="736"/>
-    <w:link w:val="146"/>
+    <w:basedOn w:val="920"/>
+    <w:link w:val="866"/>
     <w:uiPriority w:val="9"/>
     <w:pPr>
       <w:pBdr/>
@@ -31839,10 +32004,10 @@
       <w:color w:val="272727" w:themeColor="text1" w:themeTint="D8"/>
     </w:rPr>
   </w:style>
-  <w:style w:type="character" w:styleId="158">
+  <w:style w:type="character" w:styleId="876">
     <w:name w:val="Heading 9 Char"/>
-    <w:basedOn w:val="736"/>
-    <w:link w:val="147"/>
+    <w:basedOn w:val="920"/>
+    <w:link w:val="867"/>
     <w:uiPriority w:val="9"/>
     <w:pPr>
       <w:pBdr/>
@@ -31856,11 +32021,11 @@
       <w:color w:val="272727" w:themeColor="text1" w:themeTint="D8"/>
     </w:rPr>
   </w:style>
-  <w:style w:type="paragraph" w:styleId="159">
+  <w:style w:type="paragraph" w:styleId="877">
     <w:name w:val="Title"/>
-    <w:basedOn w:val="733"/>
-    <w:next w:val="733"/>
-    <w:link w:val="160"/>
+    <w:basedOn w:val="917"/>
+    <w:next w:val="917"/>
+    <w:link w:val="878"/>
     <w:uiPriority w:val="10"/>
     <w:qFormat/>
     <w:pPr>
@@ -31876,10 +32041,10 @@
       <w:szCs w:val="56"/>
     </w:rPr>
   </w:style>
-  <w:style w:type="character" w:styleId="160">
+  <w:style w:type="character" w:styleId="878">
     <w:name w:val="Title Char"/>
-    <w:basedOn w:val="736"/>
-    <w:link w:val="159"/>
+    <w:basedOn w:val="920"/>
+    <w:link w:val="877"/>
     <w:uiPriority w:val="10"/>
     <w:pPr>
       <w:pBdr/>
@@ -31893,11 +32058,11 @@
       <w:szCs w:val="56"/>
     </w:rPr>
   </w:style>
-  <w:style w:type="paragraph" w:styleId="161">
+  <w:style w:type="paragraph" w:styleId="879">
     <w:name w:val="Subtitle"/>
-    <w:basedOn w:val="733"/>
-    <w:next w:val="733"/>
-    <w:link w:val="162"/>
+    <w:basedOn w:val="917"/>
+    <w:next w:val="917"/>
+    <w:link w:val="880"/>
     <w:uiPriority w:val="11"/>
     <w:qFormat/>
     <w:pPr>
@@ -31915,10 +32080,10 @@
       <w:szCs w:val="28"/>
     </w:rPr>
   </w:style>
-  <w:style w:type="character" w:styleId="162">
+  <w:style w:type="character" w:styleId="880">
     <w:name w:val="Subtitle Char"/>
-    <w:basedOn w:val="736"/>
-    <w:link w:val="161"/>
+    <w:basedOn w:val="920"/>
+    <w:link w:val="879"/>
     <w:uiPriority w:val="11"/>
     <w:pPr>
       <w:pBdr/>
@@ -31932,11 +32097,11 @@
       <w:szCs w:val="28"/>
     </w:rPr>
   </w:style>
-  <w:style w:type="paragraph" w:styleId="163">
+  <w:style w:type="paragraph" w:styleId="881">
     <w:name w:val="Quote"/>
-    <w:basedOn w:val="733"/>
-    <w:next w:val="733"/>
-    <w:link w:val="164"/>
+    <w:basedOn w:val="917"/>
+    <w:next w:val="917"/>
+    <w:link w:val="882"/>
     <w:uiPriority w:val="29"/>
     <w:qFormat/>
     <w:pPr>
@@ -31951,10 +32116,10 @@
       <w:color w:val="404040" w:themeColor="text1" w:themeTint="BF"/>
     </w:rPr>
   </w:style>
-  <w:style w:type="character" w:styleId="164">
+  <w:style w:type="character" w:styleId="882">
     <w:name w:val="Quote Char"/>
-    <w:basedOn w:val="736"/>
-    <w:link w:val="163"/>
+    <w:basedOn w:val="920"/>
+    <w:link w:val="881"/>
     <w:uiPriority w:val="29"/>
     <w:pPr>
       <w:pBdr/>
@@ -31967,9 +32132,9 @@
       <w:color w:val="404040" w:themeColor="text1" w:themeTint="BF"/>
     </w:rPr>
   </w:style>
-  <w:style w:type="character" w:styleId="166">
+  <w:style w:type="character" w:styleId="883">
     <w:name w:val="Intense Emphasis"/>
-    <w:basedOn w:val="736"/>
+    <w:basedOn w:val="920"/>
     <w:uiPriority w:val="21"/>
     <w:qFormat/>
     <w:pPr>
@@ -31983,11 +32148,11 @@
       <w:color w:val="0f4761" w:themeColor="accent1" w:themeShade="BF"/>
     </w:rPr>
   </w:style>
-  <w:style w:type="paragraph" w:styleId="167">
+  <w:style w:type="paragraph" w:styleId="884">
     <w:name w:val="Intense Quote"/>
-    <w:basedOn w:val="733"/>
-    <w:next w:val="733"/>
-    <w:link w:val="168"/>
+    <w:basedOn w:val="917"/>
+    <w:next w:val="917"/>
+    <w:link w:val="885"/>
     <w:uiPriority w:val="30"/>
     <w:qFormat/>
     <w:pPr>
@@ -32005,10 +32170,10 @@
       <w:color w:val="0f4761" w:themeColor="accent1" w:themeShade="BF"/>
     </w:rPr>
   </w:style>
-  <w:style w:type="character" w:styleId="168">
+  <w:style w:type="character" w:styleId="885">
     <w:name w:val="Intense Quote Char"/>
-    <w:basedOn w:val="736"/>
-    <w:link w:val="167"/>
+    <w:basedOn w:val="920"/>
+    <w:link w:val="884"/>
     <w:uiPriority w:val="30"/>
     <w:pPr>
       <w:pBdr/>
@@ -32021,9 +32186,9 @@
       <w:color w:val="0f4761" w:themeColor="accent1" w:themeShade="BF"/>
     </w:rPr>
   </w:style>
-  <w:style w:type="character" w:styleId="169">
+  <w:style w:type="character" w:styleId="886">
     <w:name w:val="Intense Reference"/>
-    <w:basedOn w:val="736"/>
+    <w:basedOn w:val="920"/>
     <w:uiPriority w:val="32"/>
     <w:qFormat/>
     <w:pPr>
@@ -32039,9 +32204,9 @@
       <w:spacing w:val="5"/>
     </w:rPr>
   </w:style>
-  <w:style w:type="paragraph" w:styleId="170">
+  <w:style w:type="paragraph" w:styleId="887">
     <w:name w:val="No Spacing"/>
-    <w:basedOn w:val="733"/>
+    <w:basedOn w:val="917"/>
     <w:uiPriority w:val="1"/>
     <w:qFormat/>
     <w:pPr>
@@ -32050,9 +32215,9 @@
       <w:ind/>
     </w:pPr>
   </w:style>
-  <w:style w:type="character" w:styleId="171">
+  <w:style w:type="character" w:styleId="888">
     <w:name w:val="Subtle Emphasis"/>
-    <w:basedOn w:val="736"/>
+    <w:basedOn w:val="920"/>
     <w:uiPriority w:val="19"/>
     <w:qFormat/>
     <w:pPr>
@@ -32066,9 +32231,9 @@
       <w:color w:val="404040" w:themeColor="text1" w:themeTint="BF"/>
     </w:rPr>
   </w:style>
-  <w:style w:type="character" w:styleId="172">
+  <w:style w:type="character" w:styleId="889">
     <w:name w:val="Emphasis"/>
-    <w:basedOn w:val="736"/>
+    <w:basedOn w:val="920"/>
     <w:uiPriority w:val="20"/>
     <w:qFormat/>
     <w:pPr>
@@ -32081,9 +32246,9 @@
       <w:iCs/>
     </w:rPr>
   </w:style>
-  <w:style w:type="character" w:styleId="173">
+  <w:style w:type="character" w:styleId="890">
     <w:name w:val="Strong"/>
-    <w:basedOn w:val="736"/>
+    <w:basedOn w:val="920"/>
     <w:uiPriority w:val="22"/>
     <w:qFormat/>
     <w:pPr>
@@ -32096,9 +32261,9 @@
       <w:bCs/>
     </w:rPr>
   </w:style>
-  <w:style w:type="character" w:styleId="174">
+  <w:style w:type="character" w:styleId="891">
     <w:name w:val="Subtle Reference"/>
-    <w:basedOn w:val="736"/>
+    <w:basedOn w:val="920"/>
     <w:uiPriority w:val="31"/>
     <w:qFormat/>
     <w:pPr>
@@ -32111,9 +32276,9 @@
       <w:color w:val="5a5a5a" w:themeColor="text1" w:themeTint="A5"/>
     </w:rPr>
   </w:style>
-  <w:style w:type="character" w:styleId="175">
+  <w:style w:type="character" w:styleId="892">
     <w:name w:val="Book Title"/>
-    <w:basedOn w:val="736"/>
+    <w:basedOn w:val="920"/>
     <w:uiPriority w:val="33"/>
     <w:qFormat/>
     <w:pPr>
@@ -32129,10 +32294,10 @@
       <w:spacing w:val="5"/>
     </w:rPr>
   </w:style>
-  <w:style w:type="paragraph" w:styleId="176">
+  <w:style w:type="paragraph" w:styleId="893">
     <w:name w:val="Header"/>
-    <w:basedOn w:val="733"/>
-    <w:link w:val="177"/>
+    <w:basedOn w:val="917"/>
+    <w:link w:val="894"/>
     <w:uiPriority w:val="99"/>
     <w:unhideWhenUsed/>
     <w:pPr>
@@ -32145,10 +32310,10 @@
       <w:ind/>
     </w:pPr>
   </w:style>
-  <w:style w:type="character" w:styleId="177">
+  <w:style w:type="character" w:styleId="894">
     <w:name w:val="Header Char"/>
-    <w:basedOn w:val="736"/>
-    <w:link w:val="176"/>
+    <w:basedOn w:val="920"/>
+    <w:link w:val="893"/>
     <w:uiPriority w:val="99"/>
     <w:pPr>
       <w:pBdr/>
@@ -32156,10 +32321,10 @@
       <w:ind/>
     </w:pPr>
   </w:style>
-  <w:style w:type="paragraph" w:styleId="178">
+  <w:style w:type="paragraph" w:styleId="895">
     <w:name w:val="Footer"/>
-    <w:basedOn w:val="733"/>
-    <w:link w:val="179"/>
+    <w:basedOn w:val="917"/>
+    <w:link w:val="896"/>
     <w:uiPriority w:val="99"/>
     <w:unhideWhenUsed/>
     <w:pPr>
@@ -32172,10 +32337,10 @@
       <w:ind/>
     </w:pPr>
   </w:style>
-  <w:style w:type="character" w:styleId="179">
+  <w:style w:type="character" w:styleId="896">
     <w:name w:val="Footer Char"/>
-    <w:basedOn w:val="736"/>
-    <w:link w:val="178"/>
+    <w:basedOn w:val="920"/>
+    <w:link w:val="895"/>
     <w:uiPriority w:val="99"/>
     <w:pPr>
       <w:pBdr/>
@@ -32183,10 +32348,10 @@
       <w:ind/>
     </w:pPr>
   </w:style>
-  <w:style w:type="paragraph" w:styleId="180">
+  <w:style w:type="paragraph" w:styleId="897">
     <w:name w:val="Caption"/>
-    <w:basedOn w:val="733"/>
-    <w:next w:val="733"/>
+    <w:basedOn w:val="917"/>
+    <w:next w:val="917"/>
     <w:uiPriority w:val="35"/>
     <w:unhideWhenUsed/>
     <w:qFormat/>
@@ -32203,10 +32368,10 @@
       <w:szCs w:val="18"/>
     </w:rPr>
   </w:style>
-  <w:style w:type="paragraph" w:styleId="181">
+  <w:style w:type="paragraph" w:styleId="898">
     <w:name w:val="footnote text"/>
-    <w:basedOn w:val="733"/>
-    <w:link w:val="182"/>
+    <w:basedOn w:val="917"/>
+    <w:link w:val="899"/>
     <w:uiPriority w:val="99"/>
     <w:semiHidden/>
     <w:unhideWhenUsed/>
@@ -32220,10 +32385,10 @@
       <w:szCs w:val="20"/>
     </w:rPr>
   </w:style>
-  <w:style w:type="character" w:styleId="182">
+  <w:style w:type="character" w:styleId="899">
     <w:name w:val="Footnote Text Char"/>
-    <w:basedOn w:val="736"/>
-    <w:link w:val="181"/>
+    <w:basedOn w:val="920"/>
+    <w:link w:val="898"/>
     <w:uiPriority w:val="99"/>
     <w:semiHidden/>
     <w:pPr>
@@ -32236,9 +32401,9 @@
       <w:szCs w:val="20"/>
     </w:rPr>
   </w:style>
-  <w:style w:type="character" w:styleId="183">
+  <w:style w:type="character" w:styleId="900">
     <w:name w:val="footnote reference"/>
-    <w:basedOn w:val="736"/>
+    <w:basedOn w:val="920"/>
     <w:uiPriority w:val="99"/>
     <w:semiHidden/>
     <w:unhideWhenUsed/>
@@ -32251,10 +32416,10 @@
       <w:vertAlign w:val="superscript"/>
     </w:rPr>
   </w:style>
-  <w:style w:type="paragraph" w:styleId="184">
+  <w:style w:type="paragraph" w:styleId="901">
     <w:name w:val="endnote text"/>
-    <w:basedOn w:val="733"/>
-    <w:link w:val="185"/>
+    <w:basedOn w:val="917"/>
+    <w:link w:val="902"/>
     <w:uiPriority w:val="99"/>
     <w:semiHidden/>
     <w:unhideWhenUsed/>
@@ -32268,10 +32433,10 @@
       <w:szCs w:val="20"/>
     </w:rPr>
   </w:style>
-  <w:style w:type="character" w:styleId="185">
+  <w:style w:type="character" w:styleId="902">
     <w:name w:val="Endnote Text Char"/>
-    <w:basedOn w:val="736"/>
-    <w:link w:val="184"/>
+    <w:basedOn w:val="920"/>
+    <w:link w:val="901"/>
     <w:uiPriority w:val="99"/>
     <w:semiHidden/>
     <w:pPr>
@@ -32284,9 +32449,9 @@
       <w:szCs w:val="20"/>
     </w:rPr>
   </w:style>
-  <w:style w:type="character" w:styleId="186">
+  <w:style w:type="character" w:styleId="903">
     <w:name w:val="endnote reference"/>
-    <w:basedOn w:val="736"/>
+    <w:basedOn w:val="920"/>
     <w:uiPriority w:val="99"/>
     <w:semiHidden/>
     <w:unhideWhenUsed/>
@@ -32299,9 +32464,9 @@
       <w:vertAlign w:val="superscript"/>
     </w:rPr>
   </w:style>
-  <w:style w:type="character" w:styleId="188">
+  <w:style w:type="character" w:styleId="904">
     <w:name w:val="FollowedHyperlink"/>
-    <w:basedOn w:val="736"/>
+    <w:basedOn w:val="920"/>
     <w:uiPriority w:val="99"/>
     <w:semiHidden/>
     <w:unhideWhenUsed/>
@@ -32315,10 +32480,10 @@
       <w:u w:val="single"/>
     </w:rPr>
   </w:style>
-  <w:style w:type="paragraph" w:styleId="189">
+  <w:style w:type="paragraph" w:styleId="905">
     <w:name w:val="toc 1"/>
-    <w:basedOn w:val="733"/>
-    <w:next w:val="733"/>
+    <w:basedOn w:val="917"/>
+    <w:next w:val="917"/>
     <w:uiPriority w:val="39"/>
     <w:unhideWhenUsed/>
     <w:pPr>
@@ -32327,10 +32492,10 @@
       <w:ind/>
     </w:pPr>
   </w:style>
-  <w:style w:type="paragraph" w:styleId="190">
+  <w:style w:type="paragraph" w:styleId="906">
     <w:name w:val="toc 2"/>
-    <w:basedOn w:val="733"/>
-    <w:next w:val="733"/>
+    <w:basedOn w:val="917"/>
+    <w:next w:val="917"/>
     <w:uiPriority w:val="39"/>
     <w:unhideWhenUsed/>
     <w:pPr>
@@ -32339,10 +32504,10 @@
       <w:ind w:left="220"/>
     </w:pPr>
   </w:style>
-  <w:style w:type="paragraph" w:styleId="191">
+  <w:style w:type="paragraph" w:styleId="907">
     <w:name w:val="toc 3"/>
-    <w:basedOn w:val="733"/>
-    <w:next w:val="733"/>
+    <w:basedOn w:val="917"/>
+    <w:next w:val="917"/>
     <w:uiPriority w:val="39"/>
     <w:unhideWhenUsed/>
     <w:pPr>
@@ -32351,10 +32516,10 @@
       <w:ind w:left="440"/>
     </w:pPr>
   </w:style>
-  <w:style w:type="paragraph" w:styleId="192">
+  <w:style w:type="paragraph" w:styleId="908">
     <w:name w:val="toc 4"/>
-    <w:basedOn w:val="733"/>
-    <w:next w:val="733"/>
+    <w:basedOn w:val="917"/>
+    <w:next w:val="917"/>
     <w:uiPriority w:val="39"/>
     <w:unhideWhenUsed/>
     <w:pPr>
@@ -32363,10 +32528,10 @@
       <w:ind w:left="660"/>
     </w:pPr>
   </w:style>
-  <w:style w:type="paragraph" w:styleId="193">
+  <w:style w:type="paragraph" w:styleId="909">
     <w:name w:val="toc 5"/>
-    <w:basedOn w:val="733"/>
-    <w:next w:val="733"/>
+    <w:basedOn w:val="917"/>
+    <w:next w:val="917"/>
     <w:uiPriority w:val="39"/>
     <w:unhideWhenUsed/>
     <w:pPr>
@@ -32375,10 +32540,10 @@
       <w:ind w:left="880"/>
     </w:pPr>
   </w:style>
-  <w:style w:type="paragraph" w:styleId="194">
+  <w:style w:type="paragraph" w:styleId="910">
     <w:name w:val="toc 6"/>
-    <w:basedOn w:val="733"/>
-    <w:next w:val="733"/>
+    <w:basedOn w:val="917"/>
+    <w:next w:val="917"/>
     <w:uiPriority w:val="39"/>
     <w:unhideWhenUsed/>
     <w:pPr>
@@ -32387,10 +32552,10 @@
       <w:ind w:left="1100"/>
     </w:pPr>
   </w:style>
-  <w:style w:type="paragraph" w:styleId="195">
+  <w:style w:type="paragraph" w:styleId="911">
     <w:name w:val="toc 7"/>
-    <w:basedOn w:val="733"/>
-    <w:next w:val="733"/>
+    <w:basedOn w:val="917"/>
+    <w:next w:val="917"/>
     <w:uiPriority w:val="39"/>
     <w:unhideWhenUsed/>
     <w:pPr>
@@ -32399,10 +32564,10 @@
       <w:ind w:left="1320"/>
     </w:pPr>
   </w:style>
-  <w:style w:type="paragraph" w:styleId="196">
+  <w:style w:type="paragraph" w:styleId="912">
     <w:name w:val="toc 8"/>
-    <w:basedOn w:val="733"/>
-    <w:next w:val="733"/>
+    <w:basedOn w:val="917"/>
+    <w:next w:val="917"/>
     <w:uiPriority w:val="39"/>
     <w:unhideWhenUsed/>
     <w:pPr>
@@ -32411,10 +32576,10 @@
       <w:ind w:left="1540"/>
     </w:pPr>
   </w:style>
-  <w:style w:type="paragraph" w:styleId="197">
+  <w:style w:type="paragraph" w:styleId="913">
     <w:name w:val="toc 9"/>
-    <w:basedOn w:val="733"/>
-    <w:next w:val="733"/>
+    <w:basedOn w:val="917"/>
+    <w:next w:val="917"/>
     <w:uiPriority w:val="39"/>
     <w:unhideWhenUsed/>
     <w:pPr>
@@ -32423,9 +32588,9 @@
       <w:ind w:left="1760"/>
     </w:pPr>
   </w:style>
-  <w:style w:type="character" w:styleId="198">
+  <w:style w:type="character" w:styleId="914">
     <w:name w:val="Placeholder Text"/>
-    <w:basedOn w:val="736"/>
+    <w:basedOn w:val="920"/>
     <w:uiPriority w:val="99"/>
     <w:semiHidden/>
     <w:pPr>
@@ -32437,7 +32602,7 @@
       <w:color w:val="666666"/>
     </w:rPr>
   </w:style>
-  <w:style w:type="paragraph" w:styleId="208">
+  <w:style w:type="paragraph" w:styleId="915">
     <w:name w:val="TOC Heading"/>
     <w:uiPriority w:val="39"/>
     <w:unhideWhenUsed/>
@@ -32447,10 +32612,10 @@
       <w:ind/>
     </w:pPr>
   </w:style>
-  <w:style w:type="paragraph" w:styleId="209">
+  <w:style w:type="paragraph" w:styleId="916">
     <w:name w:val="table of figures"/>
-    <w:basedOn w:val="733"/>
-    <w:next w:val="733"/>
+    <w:basedOn w:val="917"/>
+    <w:next w:val="917"/>
     <w:uiPriority w:val="99"/>
     <w:unhideWhenUsed/>
     <w:pPr>
@@ -32459,7 +32624,7 @@
       <w:ind/>
     </w:pPr>
   </w:style>
-  <w:style w:type="paragraph" w:styleId="733" w:default="1">
+  <w:style w:type="paragraph" w:styleId="917" w:default="1">
     <w:name w:val="Normal"/>
     <w:qFormat/>
     <w:pPr>
@@ -32471,9 +32636,9 @@
       <w:rFonts w:ascii="Times New Roman" w:hAnsi="Times New Roman" w:eastAsia="Times New Roman" w:cs="Times New Roman"/>
     </w:rPr>
   </w:style>
-  <w:style w:type="paragraph" w:styleId="734">
+  <w:style w:type="paragraph" w:styleId="918">
     <w:name w:val="Heading 1"/>
-    <w:basedOn w:val="733"/>
+    <w:basedOn w:val="917"/>
     <w:uiPriority w:val="9"/>
     <w:qFormat/>
     <w:pPr>
@@ -32490,9 +32655,9 @@
       <w:szCs w:val="28"/>
     </w:rPr>
   </w:style>
-  <w:style w:type="paragraph" w:styleId="735">
+  <w:style w:type="paragraph" w:styleId="919">
     <w:name w:val="Heading 2"/>
-    <w:basedOn w:val="733"/>
+    <w:basedOn w:val="917"/>
     <w:uiPriority w:val="9"/>
     <w:unhideWhenUsed/>
     <w:qFormat/>
@@ -32509,7 +32674,7 @@
       <w:szCs w:val="24"/>
     </w:rPr>
   </w:style>
-  <w:style w:type="character" w:styleId="736" w:default="1">
+  <w:style w:type="character" w:styleId="920" w:default="1">
     <w:name w:val="Default Paragraph Font"/>
     <w:uiPriority w:val="1"/>
     <w:unhideWhenUsed/>
@@ -32519,7 +32684,7 @@
       <w:ind/>
     </w:pPr>
   </w:style>
-  <w:style w:type="table" w:styleId="737" w:default="1">
+  <w:style w:type="table" w:styleId="921" w:default="1">
     <w:name w:val="Normal Table"/>
     <w:uiPriority w:val="99"/>
     <w:semiHidden/>
@@ -32712,7 +32877,7 @@
       </w:tcPr>
     </w:tblStylePr>
   </w:style>
-  <w:style w:type="numbering" w:styleId="738" w:default="1">
+  <w:style w:type="numbering" w:styleId="922" w:default="1">
     <w:name w:val="No List"/>
     <w:uiPriority w:val="99"/>
     <w:semiHidden/>
@@ -32723,9 +32888,9 @@
       <w:ind/>
     </w:pPr>
   </w:style>
-  <w:style w:type="paragraph" w:styleId="739">
+  <w:style w:type="paragraph" w:styleId="923">
     <w:name w:val="Body Text"/>
-    <w:basedOn w:val="733"/>
+    <w:basedOn w:val="917"/>
     <w:uiPriority w:val="1"/>
     <w:qFormat/>
     <w:pPr>
@@ -32738,9 +32903,9 @@
       <w:szCs w:val="24"/>
     </w:rPr>
   </w:style>
-  <w:style w:type="paragraph" w:styleId="740">
+  <w:style w:type="paragraph" w:styleId="924">
     <w:name w:val="List Paragraph"/>
-    <w:basedOn w:val="733"/>
+    <w:basedOn w:val="917"/>
     <w:uiPriority w:val="1"/>
     <w:qFormat/>
     <w:pPr>
@@ -32749,9 +32914,9 @@
       <w:ind/>
     </w:pPr>
   </w:style>
-  <w:style w:type="paragraph" w:styleId="741" w:customStyle="1">
+  <w:style w:type="paragraph" w:styleId="925" w:customStyle="1">
     <w:name w:val="Table Paragraph"/>
-    <w:basedOn w:val="733"/>
+    <w:basedOn w:val="917"/>
     <w:uiPriority w:val="1"/>
     <w:qFormat/>
     <w:pPr>
@@ -32760,9 +32925,9 @@
       <w:ind w:left="109"/>
     </w:pPr>
   </w:style>
-  <w:style w:type="character" w:styleId="742">
+  <w:style w:type="character" w:styleId="926">
     <w:name w:val="Hyperlink"/>
-    <w:basedOn w:val="736"/>
+    <w:basedOn w:val="920"/>
     <w:uiPriority w:val="99"/>
     <w:unhideWhenUsed/>
     <w:pPr>
@@ -32775,9 +32940,9 @@
       <w:u w:val="single"/>
     </w:rPr>
   </w:style>
-  <w:style w:type="character" w:styleId="743">
+  <w:style w:type="character" w:styleId="927">
     <w:name w:val="Unresolved Mention"/>
-    <w:basedOn w:val="736"/>
+    <w:basedOn w:val="920"/>
     <w:uiPriority w:val="99"/>
     <w:semiHidden/>
     <w:unhideWhenUsed/>
